--- a/docs/The_Farmer_Edu - Requisitos e Modelagem (Revisado).docx
+++ b/docs/The_Farmer_Edu - Requisitos e Modelagem (Revisado).docx
@@ -1,17 +1,20 @@
 
 <file path=word/document.xml><?xml version="1.0" encoding="utf-8"?>
-<w:document xmlns:wpc="http://schemas.microsoft.com/office/word/2010/wordprocessingCanvas" xmlns:mc="http://schemas.openxmlformats.org/markup-compatibility/2006" xmlns:o="urn:schemas-microsoft-com:office:office" xmlns:r="http://schemas.openxmlformats.org/officeDocument/2006/relationships" xmlns:m="http://schemas.openxmlformats.org/officeDocument/2006/math" xmlns:v="urn:schemas-microsoft-com:vml" xmlns:wp14="http://schemas.microsoft.com/office/word/2010/wordprocessingDrawing" xmlns:wp="http://schemas.openxmlformats.org/drawingml/2006/wordprocessingDrawing" xmlns:w10="urn:schemas-microsoft-com:office:word" xmlns:w="http://schemas.openxmlformats.org/wordprocessingml/2006/main" xmlns:w14="http://schemas.microsoft.com/office/word/2010/wordml" xmlns:w15="http://schemas.microsoft.com/office/word/2012/wordml" xmlns:wpg="http://schemas.microsoft.com/office/word/2010/wordprocessingGroup" xmlns:wpi="http://schemas.microsoft.com/office/word/2010/wordprocessingInk" xmlns:wne="http://schemas.microsoft.com/office/word/2006/wordml" xmlns:wps="http://schemas.microsoft.com/office/word/2010/wordprocessingShape" xmlns:cx="http://schemas.microsoft.com/office/drawing/2014/chartex" xmlns:cx1="http://schemas.microsoft.com/office/drawing/2015/9/8/chartex" xmlns:cx2="http://schemas.microsoft.com/office/drawing/2015/10/21/chartex" xmlns:cx3="http://schemas.microsoft.com/office/drawing/2016/5/9/chartex" xmlns:cx4="http://schemas.microsoft.com/office/drawing/2016/5/10/chartex" xmlns:cx5="http://schemas.microsoft.com/office/drawing/2016/5/11/chartex" xmlns:cx6="http://schemas.microsoft.com/office/drawing/2016/5/12/chartex" xmlns:cx7="http://schemas.microsoft.com/office/drawing/2016/5/13/chartex" xmlns:cx8="http://schemas.microsoft.com/office/drawing/2016/5/14/chartex" xmlns:aink="http://schemas.microsoft.com/office/drawing/2016/ink" xmlns:am3d="http://schemas.microsoft.com/office/drawing/2017/model3d" xmlns:w16cex="http://schemas.microsoft.com/office/word/2018/wordml/cex" xmlns:w16cid="http://schemas.microsoft.com/office/word/2016/wordml/cid" xmlns:w16="http://schemas.microsoft.com/office/word/2018/wordml" xmlns:w16sdtdh="http://schemas.microsoft.com/office/word/2020/wordml/sdtdatahash" xmlns:w16se="http://schemas.microsoft.com/office/word/2015/wordml/symex" mc:Ignorable="w14 w15 wp14">
+<w:document xmlns:wpc="http://schemas.microsoft.com/office/word/2010/wordprocessingCanvas" xmlns:cx="http://schemas.microsoft.com/office/drawing/2014/chartex" xmlns:cx1="http://schemas.microsoft.com/office/drawing/2015/9/8/chartex" xmlns:cx2="http://schemas.microsoft.com/office/drawing/2015/10/21/chartex" xmlns:cx3="http://schemas.microsoft.com/office/drawing/2016/5/9/chartex" xmlns:cx4="http://schemas.microsoft.com/office/drawing/2016/5/10/chartex" xmlns:cx5="http://schemas.microsoft.com/office/drawing/2016/5/11/chartex" xmlns:cx6="http://schemas.microsoft.com/office/drawing/2016/5/12/chartex" xmlns:cx7="http://schemas.microsoft.com/office/drawing/2016/5/13/chartex" xmlns:cx8="http://schemas.microsoft.com/office/drawing/2016/5/14/chartex" xmlns:mc="http://schemas.openxmlformats.org/markup-compatibility/2006" xmlns:aink="http://schemas.microsoft.com/office/drawing/2016/ink" xmlns:am3d="http://schemas.microsoft.com/office/drawing/2017/model3d" xmlns:o="urn:schemas-microsoft-com:office:office" xmlns:oel="http://schemas.microsoft.com/office/2019/extlst" xmlns:r="http://schemas.openxmlformats.org/officeDocument/2006/relationships" xmlns:m="http://schemas.openxmlformats.org/officeDocument/2006/math" xmlns:v="urn:schemas-microsoft-com:vml" xmlns:wp14="http://schemas.microsoft.com/office/word/2010/wordprocessingDrawing" xmlns:wp="http://schemas.openxmlformats.org/drawingml/2006/wordprocessingDrawing" xmlns:w10="urn:schemas-microsoft-com:office:word" xmlns:w="http://schemas.openxmlformats.org/wordprocessingml/2006/main" xmlns:w14="http://schemas.microsoft.com/office/word/2010/wordml" xmlns:w15="http://schemas.microsoft.com/office/word/2012/wordml" xmlns:w16cex="http://schemas.microsoft.com/office/word/2018/wordml/cex" xmlns:w16cid="http://schemas.microsoft.com/office/word/2016/wordml/cid" xmlns:w16="http://schemas.microsoft.com/office/word/2018/wordml" xmlns:w16du="http://schemas.microsoft.com/office/word/2023/wordml/word16du" xmlns:w16sdtdh="http://schemas.microsoft.com/office/word/2020/wordml/sdtdatahash" xmlns:w16sdtfl="http://schemas.microsoft.com/office/word/2024/wordml/sdtformatlock" xmlns:w16se="http://schemas.microsoft.com/office/word/2015/wordml/symex" xmlns:wpg="http://schemas.microsoft.com/office/word/2010/wordprocessingGroup" xmlns:wpi="http://schemas.microsoft.com/office/word/2010/wordprocessingInk" xmlns:wne="http://schemas.microsoft.com/office/word/2006/wordml" xmlns:wps="http://schemas.microsoft.com/office/word/2010/wordprocessingShape" mc:Ignorable="w14 w15 w16se w16cid w16 w16cex w16sdtdh w16sdtfl w16du wp14">
   <w:body>
     <w:p>
       <w:pPr>
         <w:spacing w:after="100"/>
       </w:pPr>
       <w:r>
+        <w:rPr>
+          <w:noProof/>
+        </w:rPr>
         <w:drawing>
-          <wp:inline distT="0" distB="0" distL="0" distR="0">
+          <wp:inline distT="0" distB="0" distL="0" distR="0" wp14:anchorId="5146EA93" wp14:editId="28A1DB00">
             <wp:extent cx="762000" cy="762000"/>
-            <wp:effectExtent t="0" r="0" b="0" l="0"/>
-            <wp:docPr id="1" name="" descr="" title=""/>
+            <wp:effectExtent l="0" t="0" r="0" b="0"/>
+            <wp:docPr id="1" name="Imagem 1"/>
             <wp:cNvGraphicFramePr>
               <a:graphicFrameLocks xmlns:a="http://schemas.openxmlformats.org/drawingml/2006/main" noChangeAspect="1"/>
             </wp:cNvGraphicFramePr>
@@ -19,13 +22,13 @@
               <a:graphicData uri="http://schemas.openxmlformats.org/drawingml/2006/picture">
                 <pic:pic xmlns:pic="http://schemas.openxmlformats.org/drawingml/2006/picture">
                   <pic:nvPicPr>
-                    <pic:cNvPr id="0" name="" descr=""/>
+                    <pic:cNvPr id="0" name=""/>
                     <pic:cNvPicPr>
                       <a:picLocks noChangeAspect="1" noChangeArrowheads="1"/>
                     </pic:cNvPicPr>
                   </pic:nvPicPr>
                   <pic:blipFill>
-                    <a:blip r:embed="rId7" cstate="none"/>
+                    <a:blip r:embed="rId5"/>
                     <a:srcRect/>
                     <a:stretch>
                       <a:fillRect/>
@@ -58,7 +61,7 @@
           <w:sz w:val="56"/>
           <w:szCs w:val="56"/>
         </w:rPr>
-        <w:t xml:space="preserve">The Farmer Edu</w:t>
+        <w:t>The Farmer Edu</w:t>
       </w:r>
     </w:p>
     <w:p>
@@ -71,7 +74,7 @@
           <w:sz w:val="28"/>
           <w:szCs w:val="28"/>
         </w:rPr>
-        <w:t xml:space="preserve">Requisitos, Regras de Negócio e Modelagem — Versão Revisada</w:t>
+        <w:t>Requisitos, Regras de Negócio e Modelagem — Versão Revisada</w:t>
       </w:r>
     </w:p>
     <w:p>
@@ -86,16 +89,16 @@
           <w:sz w:val="22"/>
           <w:szCs w:val="22"/>
         </w:rPr>
-        <w:t xml:space="preserve">SENAI · Aprendizagem em Assistente de Programação Web</w:t>
-      </w:r>
-    </w:p>
-    <w:p>
-      <w:pPr>
-        <w:pStyle w:val="Heading1"/>
-        <w:spacing w:after="150" w:before="300"/>
-      </w:pPr>
-      <w:r>
-        <w:t xml:space="preserve">Nota de revisão</w:t>
+        <w:t>SENAI · Aprendizagem em Assistente de Programação Web</w:t>
+      </w:r>
+    </w:p>
+    <w:p>
+      <w:pPr>
+        <w:pStyle w:val="Ttulo1"/>
+        <w:spacing w:before="300" w:after="150"/>
+      </w:pPr>
+      <w:r>
+        <w:t>Nota de revisão</w:t>
       </w:r>
     </w:p>
     <w:p>
@@ -103,30 +106,30 @@
         <w:spacing w:after="120"/>
       </w:pPr>
       <w:r>
-        <w:t xml:space="preserve">Este documento revisa a versão original produzida pelos alunos, mantendo a essência da proposta. As principais correções: separação clara entre Requisitos Funcionais e Não Funcionais (o item de IA estava classificado como não funcional, mas descreve comportamento do sistema — logo, é funcional); inclusão de requisitos de segurança, desempenho, privacidade e usabilidade que não existiam; e um modelo de dados novo, já que o diagrama de classes original não sustentava o escopo descrito no texto (faltavam Curso, Submissão separada de Atividade, e toda a parte de gamificação).</w:t>
-      </w:r>
-    </w:p>
-    <w:p>
-      <w:pPr>
-        <w:pStyle w:val="Heading1"/>
-        <w:spacing w:after="150" w:before="300"/>
-      </w:pPr>
-      <w:r>
-        <w:t xml:space="preserve">Requisitos Funcionais</w:t>
-      </w:r>
-    </w:p>
-    <w:p>
-      <w:pPr>
-        <w:pStyle w:val="Heading2"/>
-        <w:spacing w:after="100" w:before="200"/>
-      </w:pPr>
-      <w:r>
-        <w:t xml:space="preserve">Área do Instrutor</w:t>
-      </w:r>
-    </w:p>
-    <w:p>
-      <w:pPr>
-        <w:pStyle w:val="ListParagraph"/>
+        <w:t>Este documento revisa a versão original produzida pelos alunos, mantendo a essência da proposta. As principais correções: separação clara entre Requisitos Funcionais e Não Funcionais (o item de IA estava classificado como não funcional, mas descreve comportamento do sistema — logo, é funcional); inclusão de requisitos de segurança, desempenho, privacidade e usabilidade que não existiam; e um modelo de dados novo, já que o diagrama de classes original não sustentava o escopo descrito no texto (faltavam Curso, Submissão separada de Atividade, e toda a parte de gamificação).</w:t>
+      </w:r>
+    </w:p>
+    <w:p>
+      <w:pPr>
+        <w:pStyle w:val="Ttulo1"/>
+        <w:spacing w:before="300" w:after="150"/>
+      </w:pPr>
+      <w:r>
+        <w:t>Requisitos Funcionais</w:t>
+      </w:r>
+    </w:p>
+    <w:p>
+      <w:pPr>
+        <w:pStyle w:val="Ttulo2"/>
+        <w:spacing w:before="200" w:after="100"/>
+      </w:pPr>
+      <w:r>
+        <w:t>Área do Instrutor</w:t>
+      </w:r>
+    </w:p>
+    <w:p>
+      <w:pPr>
+        <w:pStyle w:val="PargrafodaLista"/>
         <w:numPr>
           <w:ilvl w:val="0"/>
           <w:numId w:val="2"/>
@@ -141,12 +144,12 @@
         <w:t xml:space="preserve">RF01 — </w:t>
       </w:r>
       <w:r>
-        <w:t xml:space="preserve">O sistema deve permitir que o instrutor faça login exclusivo de instrutor.</w:t>
-      </w:r>
-    </w:p>
-    <w:p>
-      <w:pPr>
-        <w:pStyle w:val="ListParagraph"/>
+        <w:t>O sistema deve permitir que o instrutor faça login exclusivo de instrutor.</w:t>
+      </w:r>
+    </w:p>
+    <w:p>
+      <w:pPr>
+        <w:pStyle w:val="PargrafodaLista"/>
         <w:numPr>
           <w:ilvl w:val="0"/>
           <w:numId w:val="2"/>
@@ -161,12 +164,20 @@
         <w:t xml:space="preserve">RF02 — </w:t>
       </w:r>
       <w:r>
-        <w:t xml:space="preserve">O sistema deve permitir que o instrutor crie novas turmas, associando-as a um curso.</w:t>
-      </w:r>
-    </w:p>
-    <w:p>
-      <w:pPr>
-        <w:pStyle w:val="ListParagraph"/>
+        <w:t xml:space="preserve">O sistema deve permitir que o instrutor </w:t>
+      </w:r>
+      <w:proofErr w:type="gramStart"/>
+      <w:r>
+        <w:t>crie novas</w:t>
+      </w:r>
+      <w:proofErr w:type="gramEnd"/>
+      <w:r>
+        <w:t xml:space="preserve"> turmas, associando-as a um curso.</w:t>
+      </w:r>
+    </w:p>
+    <w:p>
+      <w:pPr>
+        <w:pStyle w:val="PargrafodaLista"/>
         <w:numPr>
           <w:ilvl w:val="0"/>
           <w:numId w:val="2"/>
@@ -181,12 +192,12 @@
         <w:t xml:space="preserve">RF03 — </w:t>
       </w:r>
       <w:r>
-        <w:t xml:space="preserve">O sistema deve permitir que o instrutor visualize as turmas e os alunos matriculados em cada uma.</w:t>
-      </w:r>
-    </w:p>
-    <w:p>
-      <w:pPr>
-        <w:pStyle w:val="ListParagraph"/>
+        <w:t>O sistema deve permitir que o instrutor visualize as turmas e os alunos matriculados em cada uma.</w:t>
+      </w:r>
+    </w:p>
+    <w:p>
+      <w:pPr>
+        <w:pStyle w:val="PargrafodaLista"/>
         <w:numPr>
           <w:ilvl w:val="0"/>
           <w:numId w:val="2"/>
@@ -201,12 +212,12 @@
         <w:t xml:space="preserve">RF04 — </w:t>
       </w:r>
       <w:r>
-        <w:t xml:space="preserve">O sistema deve permitir que o instrutor cadastre, edite e remova atividades vinculadas a uma turma.</w:t>
-      </w:r>
-    </w:p>
-    <w:p>
-      <w:pPr>
-        <w:pStyle w:val="ListParagraph"/>
+        <w:t>O sistema deve permitir que o instrutor cadastre, edite e remova atividades vinculadas a uma turma.</w:t>
+      </w:r>
+    </w:p>
+    <w:p>
+      <w:pPr>
+        <w:pStyle w:val="PargrafodaLista"/>
         <w:numPr>
           <w:ilvl w:val="0"/>
           <w:numId w:val="2"/>
@@ -221,12 +232,12 @@
         <w:t xml:space="preserve">RF05 — </w:t>
       </w:r>
       <w:r>
-        <w:t xml:space="preserve">O sistema deve permitir que o instrutor visualize as submissões dos alunos e as notas atribuídas.</w:t>
-      </w:r>
-    </w:p>
-    <w:p>
-      <w:pPr>
-        <w:pStyle w:val="ListParagraph"/>
+        <w:t>O sistema deve permitir que o instrutor visualize as submissões dos alunos e as notas atribuídas.</w:t>
+      </w:r>
+    </w:p>
+    <w:p>
+      <w:pPr>
+        <w:pStyle w:val="PargrafodaLista"/>
         <w:numPr>
           <w:ilvl w:val="0"/>
           <w:numId w:val="2"/>
@@ -241,12 +252,12 @@
         <w:t xml:space="preserve">RF06 — </w:t>
       </w:r>
       <w:r>
-        <w:t xml:space="preserve">(Novo) O sistema deve permitir que o instrutor revise e, se necessário, altere a nota sugerida pela IA antes de torná-la definitiva.</w:t>
-      </w:r>
-    </w:p>
-    <w:p>
-      <w:pPr>
-        <w:pStyle w:val="ListParagraph"/>
+        <w:t>(Novo) O sistema deve permitir que o instrutor revise e, se necessário, altere a nota sugerida pela IA antes de torná-la definitiva.</w:t>
+      </w:r>
+    </w:p>
+    <w:p>
+      <w:pPr>
+        <w:pStyle w:val="PargrafodaLista"/>
         <w:numPr>
           <w:ilvl w:val="0"/>
           <w:numId w:val="2"/>
@@ -261,21 +272,21 @@
         <w:t xml:space="preserve">RF07 — </w:t>
       </w:r>
       <w:r>
-        <w:t xml:space="preserve">(Novo) O sistema deve permitir que o instrutor configure os critérios usados pela IA para avaliar as atividades.</w:t>
-      </w:r>
-    </w:p>
-    <w:p>
-      <w:pPr>
-        <w:pStyle w:val="Heading2"/>
-        <w:spacing w:after="100" w:before="200"/>
-      </w:pPr>
-      <w:r>
-        <w:t xml:space="preserve">Área do Aluno</w:t>
-      </w:r>
-    </w:p>
-    <w:p>
-      <w:pPr>
-        <w:pStyle w:val="ListParagraph"/>
+        <w:t>(Novo) O sistema deve permitir que o instrutor configure os critérios usados pela IA para avaliar as atividades.</w:t>
+      </w:r>
+    </w:p>
+    <w:p>
+      <w:pPr>
+        <w:pStyle w:val="Ttulo2"/>
+        <w:spacing w:before="200" w:after="100"/>
+      </w:pPr>
+      <w:r>
+        <w:t>Área do Aluno</w:t>
+      </w:r>
+    </w:p>
+    <w:p>
+      <w:pPr>
+        <w:pStyle w:val="PargrafodaLista"/>
         <w:numPr>
           <w:ilvl w:val="0"/>
           <w:numId w:val="2"/>
@@ -290,12 +301,12 @@
         <w:t xml:space="preserve">RF08 — </w:t>
       </w:r>
       <w:r>
-        <w:t xml:space="preserve">O sistema deve permitir que o aluno faça login exclusivo de aluno.</w:t>
-      </w:r>
-    </w:p>
-    <w:p>
-      <w:pPr>
-        <w:pStyle w:val="ListParagraph"/>
+        <w:t>O sistema deve permitir que o aluno faça login exclusivo de aluno.</w:t>
+      </w:r>
+    </w:p>
+    <w:p>
+      <w:pPr>
+        <w:pStyle w:val="PargrafodaLista"/>
         <w:numPr>
           <w:ilvl w:val="0"/>
           <w:numId w:val="2"/>
@@ -310,12 +321,12 @@
         <w:t xml:space="preserve">RF09 — </w:t>
       </w:r>
       <w:r>
-        <w:t xml:space="preserve">O sistema deve permitir que o aluno selecione entre os cursos em que está matriculado.</w:t>
-      </w:r>
-    </w:p>
-    <w:p>
-      <w:pPr>
-        <w:pStyle w:val="ListParagraph"/>
+        <w:t>O sistema deve permitir que o aluno selecione entre os cursos em que está matriculado.</w:t>
+      </w:r>
+    </w:p>
+    <w:p>
+      <w:pPr>
+        <w:pStyle w:val="PargrafodaLista"/>
         <w:numPr>
           <w:ilvl w:val="0"/>
           <w:numId w:val="2"/>
@@ -330,12 +341,12 @@
         <w:t xml:space="preserve">RF10 — </w:t>
       </w:r>
       <w:r>
-        <w:t xml:space="preserve">O sistema deve permitir que o aluno visualize atividades pendentes e já realizadas.</w:t>
-      </w:r>
-    </w:p>
-    <w:p>
-      <w:pPr>
-        <w:pStyle w:val="ListParagraph"/>
+        <w:t>O sistema deve permitir que o aluno visualize atividades pendentes e já realizadas.</w:t>
+      </w:r>
+    </w:p>
+    <w:p>
+      <w:pPr>
+        <w:pStyle w:val="PargrafodaLista"/>
         <w:numPr>
           <w:ilvl w:val="0"/>
           <w:numId w:val="2"/>
@@ -350,12 +361,12 @@
         <w:t xml:space="preserve">RF11 — </w:t>
       </w:r>
       <w:r>
-        <w:t xml:space="preserve">O sistema deve permitir que o aluno realize atividades exclusivamente dentro da plataforma.</w:t>
-      </w:r>
-    </w:p>
-    <w:p>
-      <w:pPr>
-        <w:pStyle w:val="ListParagraph"/>
+        <w:t>O sistema deve permitir que o aluno realize atividades exclusivamente dentro da plataforma.</w:t>
+      </w:r>
+    </w:p>
+    <w:p>
+      <w:pPr>
+        <w:pStyle w:val="PargrafodaLista"/>
         <w:numPr>
           <w:ilvl w:val="0"/>
           <w:numId w:val="2"/>
@@ -370,12 +381,22 @@
         <w:t xml:space="preserve">RF12 — </w:t>
       </w:r>
       <w:r>
-        <w:t xml:space="preserve">O sistema deve permitir que o aluno acesse a Fazenda (mini-jogo) a partir de um botão dedicado.</w:t>
-      </w:r>
-    </w:p>
-    <w:p>
-      <w:pPr>
-        <w:pStyle w:val="ListParagraph"/>
+        <w:t>O sistema deve permitir que o aluno acesse a Fazenda (</w:t>
+      </w:r>
+      <w:proofErr w:type="spellStart"/>
+      <w:proofErr w:type="gramStart"/>
+      <w:r>
+        <w:t>mini-jogo</w:t>
+      </w:r>
+      <w:proofErr w:type="spellEnd"/>
+      <w:proofErr w:type="gramEnd"/>
+      <w:r>
+        <w:t>) a partir de um botão dedicado.</w:t>
+      </w:r>
+    </w:p>
+    <w:p>
+      <w:pPr>
+        <w:pStyle w:val="PargrafodaLista"/>
         <w:numPr>
           <w:ilvl w:val="0"/>
           <w:numId w:val="2"/>
@@ -390,21 +411,21 @@
         <w:t xml:space="preserve">RF13 — </w:t>
       </w:r>
       <w:r>
-        <w:t xml:space="preserve">(Novo) O sistema deve permitir que o aluno refaça uma atividade após receber o feedback da IA, dentro do prazo definido pelo instrutor.</w:t>
-      </w:r>
-    </w:p>
-    <w:p>
-      <w:pPr>
-        <w:pStyle w:val="Heading2"/>
-        <w:spacing w:after="100" w:before="200"/>
-      </w:pPr>
-      <w:r>
-        <w:t xml:space="preserve">IA e Feedback</w:t>
-      </w:r>
-    </w:p>
-    <w:p>
-      <w:pPr>
-        <w:pStyle w:val="ListParagraph"/>
+        <w:t>(Novo) O sistema deve permitir que o aluno refaça uma atividade após receber o feedback da IA, dentro do prazo definido pelo instrutor.</w:t>
+      </w:r>
+    </w:p>
+    <w:p>
+      <w:pPr>
+        <w:pStyle w:val="Ttulo2"/>
+        <w:spacing w:before="200" w:after="100"/>
+      </w:pPr>
+      <w:r>
+        <w:t>IA e Feedback</w:t>
+      </w:r>
+    </w:p>
+    <w:p>
+      <w:pPr>
+        <w:pStyle w:val="PargrafodaLista"/>
         <w:numPr>
           <w:ilvl w:val="0"/>
           <w:numId w:val="2"/>
@@ -419,12 +440,12 @@
         <w:t xml:space="preserve">RF14 — </w:t>
       </w:r>
       <w:r>
-        <w:t xml:space="preserve">O sistema deve gerar uma resposta de referência e compará-la com a resposta do aluno.</w:t>
-      </w:r>
-    </w:p>
-    <w:p>
-      <w:pPr>
-        <w:pStyle w:val="ListParagraph"/>
+        <w:t>O sistema deve gerar uma resposta de referência e compará-la com a resposta do aluno.</w:t>
+      </w:r>
+    </w:p>
+    <w:p>
+      <w:pPr>
+        <w:pStyle w:val="PargrafodaLista"/>
         <w:numPr>
           <w:ilvl w:val="0"/>
           <w:numId w:val="2"/>
@@ -439,12 +460,12 @@
         <w:t xml:space="preserve">RF15 — </w:t>
       </w:r>
       <w:r>
-        <w:t xml:space="preserve">O sistema deve apresentar ao aluno um feedback textual com pontos positivos e pontos a melhorar.</w:t>
-      </w:r>
-    </w:p>
-    <w:p>
-      <w:pPr>
-        <w:pStyle w:val="ListParagraph"/>
+        <w:t>O sistema deve apresentar ao aluno um feedback textual com pontos positivos e pontos a melhorar.</w:t>
+      </w:r>
+    </w:p>
+    <w:p>
+      <w:pPr>
+        <w:pStyle w:val="PargrafodaLista"/>
         <w:numPr>
           <w:ilvl w:val="0"/>
           <w:numId w:val="2"/>
@@ -459,21 +480,21 @@
         <w:t xml:space="preserve">RF16 — </w:t>
       </w:r>
       <w:r>
-        <w:t xml:space="preserve">O sistema deve atribuir uma nota sugerida com base na comparação, sujeita à revisão do instrutor (RF06).</w:t>
-      </w:r>
-    </w:p>
-    <w:p>
-      <w:pPr>
-        <w:pStyle w:val="Heading2"/>
-        <w:spacing w:after="100" w:before="200"/>
-      </w:pPr>
-      <w:r>
-        <w:t xml:space="preserve">Fazenda e Gamificação</w:t>
-      </w:r>
-    </w:p>
-    <w:p>
-      <w:pPr>
-        <w:pStyle w:val="ListParagraph"/>
+        <w:t>O sistema deve atribuir uma nota sugerida com base na comparação, sujeita à revisão do instrutor (RF06).</w:t>
+      </w:r>
+    </w:p>
+    <w:p>
+      <w:pPr>
+        <w:pStyle w:val="Ttulo2"/>
+        <w:spacing w:before="200" w:after="100"/>
+      </w:pPr>
+      <w:r>
+        <w:t>Fazenda e Gamificação</w:t>
+      </w:r>
+    </w:p>
+    <w:p>
+      <w:pPr>
+        <w:pStyle w:val="PargrafodaLista"/>
         <w:numPr>
           <w:ilvl w:val="0"/>
           <w:numId w:val="2"/>
@@ -488,12 +509,12 @@
         <w:t xml:space="preserve">RF17 — </w:t>
       </w:r>
       <w:r>
-        <w:t xml:space="preserve">O sistema deve conceder XP ao aluno de acordo com o desempenho nas atividades.</w:t>
-      </w:r>
-    </w:p>
-    <w:p>
-      <w:pPr>
-        <w:pStyle w:val="ListParagraph"/>
+        <w:t>O sistema deve conceder XP ao aluno de acordo com o desempenho nas atividades.</w:t>
+      </w:r>
+    </w:p>
+    <w:p>
+      <w:pPr>
+        <w:pStyle w:val="PargrafodaLista"/>
         <w:numPr>
           <w:ilvl w:val="0"/>
           <w:numId w:val="2"/>
@@ -508,12 +529,12 @@
         <w:t xml:space="preserve">RF18 — </w:t>
       </w:r>
       <w:r>
-        <w:t xml:space="preserve">O sistema deve refletir o XP acumulado na evolução visual da fazenda (nível, construções, plantações, animais).</w:t>
-      </w:r>
-    </w:p>
-    <w:p>
-      <w:pPr>
-        <w:pStyle w:val="ListParagraph"/>
+        <w:t>O sistema deve refletir o XP acumulado na evolução visual da fazenda (nível, construções, plantações, animais).</w:t>
+      </w:r>
+    </w:p>
+    <w:p>
+      <w:pPr>
+        <w:pStyle w:val="PargrafodaLista"/>
         <w:numPr>
           <w:ilvl w:val="0"/>
           <w:numId w:val="2"/>
@@ -528,21 +549,21 @@
         <w:t xml:space="preserve">RF19 — </w:t>
       </w:r>
       <w:r>
-        <w:t xml:space="preserve">O sistema deve permitir que desempenho insuficiente cause retrocesso do estado da fazenda.</w:t>
-      </w:r>
-    </w:p>
-    <w:p>
-      <w:pPr>
-        <w:pStyle w:val="Heading1"/>
-        <w:spacing w:after="150" w:before="300"/>
-      </w:pPr>
-      <w:r>
-        <w:t xml:space="preserve">Requisitos Não Funcionais</w:t>
-      </w:r>
-    </w:p>
-    <w:p>
-      <w:pPr>
-        <w:pStyle w:val="ListParagraph"/>
+        <w:t>O sistema deve permitir que desempenho insuficiente cause retrocesso do estado da fazenda.</w:t>
+      </w:r>
+    </w:p>
+    <w:p>
+      <w:pPr>
+        <w:pStyle w:val="Ttulo1"/>
+        <w:spacing w:before="300" w:after="150"/>
+      </w:pPr>
+      <w:r>
+        <w:t>Requisitos Não Funcionais</w:t>
+      </w:r>
+    </w:p>
+    <w:p>
+      <w:pPr>
+        <w:pStyle w:val="PargrafodaLista"/>
         <w:numPr>
           <w:ilvl w:val="0"/>
           <w:numId w:val="2"/>
@@ -557,12 +578,20 @@
         <w:t xml:space="preserve">Segurança: </w:t>
       </w:r>
       <w:r>
-        <w:t xml:space="preserve">Código enviado pelo aluno deve ser executado em ambiente isolado (sandbox), com limite de tempo de CPU, memória e sem acesso à rede, prevenindo que uma submissão afete o servidor ou outras submissões.</w:t>
-      </w:r>
-    </w:p>
-    <w:p>
-      <w:pPr>
-        <w:pStyle w:val="ListParagraph"/>
+        <w:t>Código enviado pelo aluno deve ser executado em ambiente isolado (</w:t>
+      </w:r>
+      <w:proofErr w:type="spellStart"/>
+      <w:r>
+        <w:t>sandbox</w:t>
+      </w:r>
+      <w:proofErr w:type="spellEnd"/>
+      <w:r>
+        <w:t>), com limite de tempo de CPU, memória e sem acesso à rede, prevenindo que uma submissão afete o servidor ou outras submissões.</w:t>
+      </w:r>
+    </w:p>
+    <w:p>
+      <w:pPr>
+        <w:pStyle w:val="PargrafodaLista"/>
         <w:numPr>
           <w:ilvl w:val="0"/>
           <w:numId w:val="2"/>
@@ -577,12 +606,12 @@
         <w:t xml:space="preserve">Desempenho: </w:t>
       </w:r>
       <w:r>
-        <w:t xml:space="preserve">O sistema deve suportar pelo menos 56 usuários simultâneos (tamanho combinado das duas turmas) sem degradação perceptível de tempo de resposta em login, envio de atividade e consulta de notas.</w:t>
-      </w:r>
-    </w:p>
-    <w:p>
-      <w:pPr>
-        <w:pStyle w:val="ListParagraph"/>
+        <w:t>O sistema deve suportar pelo menos 56 usuários simultâneos (tamanho combinado das duas turmas) sem degradação perceptível de tempo de resposta em login, envio de atividade e consulta de notas.</w:t>
+      </w:r>
+    </w:p>
+    <w:p>
+      <w:pPr>
+        <w:pStyle w:val="PargrafodaLista"/>
         <w:numPr>
           <w:ilvl w:val="0"/>
           <w:numId w:val="2"/>
@@ -597,12 +626,12 @@
         <w:t xml:space="preserve">Disponibilidade: </w:t>
       </w:r>
       <w:r>
-        <w:t xml:space="preserve">O sistema deve estar disponível durante o horário de aula das duas turmas (manhã e tarde).</w:t>
-      </w:r>
-    </w:p>
-    <w:p>
-      <w:pPr>
-        <w:pStyle w:val="ListParagraph"/>
+        <w:t>O sistema deve estar disponível durante o horário de aula das duas turmas (manhã e tarde).</w:t>
+      </w:r>
+    </w:p>
+    <w:p>
+      <w:pPr>
+        <w:pStyle w:val="PargrafodaLista"/>
         <w:numPr>
           <w:ilvl w:val="0"/>
           <w:numId w:val="2"/>
@@ -617,12 +646,12 @@
         <w:t xml:space="preserve">Usabilidade: </w:t>
       </w:r>
       <w:r>
-        <w:t xml:space="preserve">A interface deve ter funcionamento similar a plataformas já conhecidas pelos alunos (ex.: Google Sala de Aula), reduzindo a curva de aprendizado da própria ferramenta.</w:t>
-      </w:r>
-    </w:p>
-    <w:p>
-      <w:pPr>
-        <w:pStyle w:val="ListParagraph"/>
+        <w:t>A interface deve ter funcionamento similar a plataformas já conhecidas pelos alunos (ex.: Google Sala de Aula), reduzindo a curva de aprendizado da própria ferramenta.</w:t>
+      </w:r>
+    </w:p>
+    <w:p>
+      <w:pPr>
+        <w:pStyle w:val="PargrafodaLista"/>
         <w:numPr>
           <w:ilvl w:val="0"/>
           <w:numId w:val="2"/>
@@ -637,12 +666,12 @@
         <w:t xml:space="preserve">Privacidade / LGPD: </w:t>
       </w:r>
       <w:r>
-        <w:t xml:space="preserve">Dados pessoais de alunos (parte deles menores de idade) devem ser tratados com o mínimo necessário, sem exposição pública de notas ou dados de identificação.</w:t>
-      </w:r>
-    </w:p>
-    <w:p>
-      <w:pPr>
-        <w:pStyle w:val="ListParagraph"/>
+        <w:t>Dados pessoais de alunos (parte deles menores de idade) devem ser tratados com o mínimo necessário, sem exposição pública de notas ou dados de identificação.</w:t>
+      </w:r>
+    </w:p>
+    <w:p>
+      <w:pPr>
+        <w:pStyle w:val="PargrafodaLista"/>
         <w:numPr>
           <w:ilvl w:val="0"/>
           <w:numId w:val="2"/>
@@ -657,12 +686,12 @@
         <w:t xml:space="preserve">Tempo de resposta da IA: </w:t>
       </w:r>
       <w:r>
-        <w:t xml:space="preserve">O tempo entre o envio da atividade e a apresentação do feedback deve ser comunicado ao aluno (indicador de carregamento), pois pode não ser instantâneo dependendo do provedor de IA escolhido.</w:t>
-      </w:r>
-    </w:p>
-    <w:p>
-      <w:pPr>
-        <w:pStyle w:val="ListParagraph"/>
+        <w:t>O tempo entre o envio da atividade e a apresentação do feedback deve ser comunicado ao aluno (indicador de carregamento), pois pode não ser instantâneo dependendo do provedor de IA escolhido.</w:t>
+      </w:r>
+    </w:p>
+    <w:p>
+      <w:pPr>
+        <w:pStyle w:val="PargrafodaLista"/>
         <w:numPr>
           <w:ilvl w:val="0"/>
           <w:numId w:val="2"/>
@@ -677,21 +706,21 @@
         <w:t xml:space="preserve">Portabilidade: </w:t>
       </w:r>
       <w:r>
-        <w:t xml:space="preserve">O sistema deve funcionar nos navegadores já utilizados nos laboratórios do SENAI, sem exigir instalação adicional no computador do aluno.</w:t>
-      </w:r>
-    </w:p>
-    <w:p>
-      <w:pPr>
-        <w:pStyle w:val="Heading1"/>
-        <w:spacing w:after="150" w:before="300"/>
-      </w:pPr>
-      <w:r>
-        <w:t xml:space="preserve">Regras de Negócio</w:t>
-      </w:r>
-    </w:p>
-    <w:p>
-      <w:pPr>
-        <w:pStyle w:val="ListParagraph"/>
+        <w:t>O sistema deve funcionar nos navegadores já utilizados nos laboratórios do SENAI, sem exigir instalação adicional no computador do aluno.</w:t>
+      </w:r>
+    </w:p>
+    <w:p>
+      <w:pPr>
+        <w:pStyle w:val="Ttulo1"/>
+        <w:spacing w:before="300" w:after="150"/>
+      </w:pPr>
+      <w:r>
+        <w:t>Regras de Negócio</w:t>
+      </w:r>
+    </w:p>
+    <w:p>
+      <w:pPr>
+        <w:pStyle w:val="PargrafodaLista"/>
         <w:numPr>
           <w:ilvl w:val="0"/>
           <w:numId w:val="2"/>
@@ -706,12 +735,12 @@
         <w:t xml:space="preserve">RN01 — </w:t>
       </w:r>
       <w:r>
-        <w:t xml:space="preserve">Toda atividade deve pertencer a exatamente uma turma.</w:t>
-      </w:r>
-    </w:p>
-    <w:p>
-      <w:pPr>
-        <w:pStyle w:val="ListParagraph"/>
+        <w:t>Toda atividade deve pertencer a exatamente uma turma.</w:t>
+      </w:r>
+    </w:p>
+    <w:p>
+      <w:pPr>
+        <w:pStyle w:val="PargrafodaLista"/>
         <w:numPr>
           <w:ilvl w:val="0"/>
           <w:numId w:val="2"/>
@@ -726,12 +755,12 @@
         <w:t xml:space="preserve">RN02 — </w:t>
       </w:r>
       <w:r>
-        <w:t xml:space="preserve">Um aluno só pode realizar atividades das turmas em que está matriculado.</w:t>
-      </w:r>
-    </w:p>
-    <w:p>
-      <w:pPr>
-        <w:pStyle w:val="ListParagraph"/>
+        <w:t>Um aluno só pode realizar atividades das turmas em que está matriculado.</w:t>
+      </w:r>
+    </w:p>
+    <w:p>
+      <w:pPr>
+        <w:pStyle w:val="PargrafodaLista"/>
         <w:numPr>
           <w:ilvl w:val="0"/>
           <w:numId w:val="2"/>
@@ -746,12 +775,12 @@
         <w:t xml:space="preserve">RN03 — </w:t>
       </w:r>
       <w:r>
-        <w:t xml:space="preserve">A resposta do aluno só é aceita dentro da própria plataforma; não são aceitos arquivos externos ou links, salvo se o tipo de atividade definir o contrário.</w:t>
-      </w:r>
-    </w:p>
-    <w:p>
-      <w:pPr>
-        <w:pStyle w:val="ListParagraph"/>
+        <w:t>A resposta do aluno só é aceita dentro da própria plataforma; não são aceitos arquivos externos ou links, salvo se o tipo de atividade definir o contrário.</w:t>
+      </w:r>
+    </w:p>
+    <w:p>
+      <w:pPr>
+        <w:pStyle w:val="PargrafodaLista"/>
         <w:numPr>
           <w:ilvl w:val="0"/>
           <w:numId w:val="2"/>
@@ -766,12 +795,12 @@
         <w:t xml:space="preserve">RN04 — </w:t>
       </w:r>
       <w:r>
-        <w:t xml:space="preserve">A nota sugerida pela IA não é definitiva até validação do instrutor.</w:t>
-      </w:r>
-    </w:p>
-    <w:p>
-      <w:pPr>
-        <w:pStyle w:val="ListParagraph"/>
+        <w:t>A nota sugerida pela IA não é definitiva até validação do instrutor.</w:t>
+      </w:r>
+    </w:p>
+    <w:p>
+      <w:pPr>
+        <w:pStyle w:val="PargrafodaLista"/>
         <w:numPr>
           <w:ilvl w:val="0"/>
           <w:numId w:val="2"/>
@@ -786,12 +815,22 @@
         <w:t xml:space="preserve">RN05 — </w:t>
       </w:r>
       <w:r>
-        <w:t xml:space="preserve">A fazenda é um mini-jogo interativo, nunca uma imagem estática; seu estado reflete o desempenho acumulado do aluno, podendo evoluir ou retroceder.</w:t>
-      </w:r>
-    </w:p>
-    <w:p>
-      <w:pPr>
-        <w:pStyle w:val="ListParagraph"/>
+        <w:t xml:space="preserve">A fazenda é um </w:t>
+      </w:r>
+      <w:proofErr w:type="spellStart"/>
+      <w:proofErr w:type="gramStart"/>
+      <w:r>
+        <w:t>mini-jogo</w:t>
+      </w:r>
+      <w:proofErr w:type="spellEnd"/>
+      <w:proofErr w:type="gramEnd"/>
+      <w:r>
+        <w:t xml:space="preserve"> interativo, nunca uma imagem estática; seu estado reflete o desempenho acumulado do aluno, podendo evoluir ou retroceder.</w:t>
+      </w:r>
+    </w:p>
+    <w:p>
+      <w:pPr>
+        <w:pStyle w:val="PargrafodaLista"/>
         <w:numPr>
           <w:ilvl w:val="0"/>
           <w:numId w:val="2"/>
@@ -806,12 +845,12 @@
         <w:t xml:space="preserve">RN06 — </w:t>
       </w:r>
       <w:r>
-        <w:t xml:space="preserve">O sistema deve ter funcionamento similar ao Google Sala de Aula nas interações de tela inicial, login e organização de turmas/atividades.</w:t>
-      </w:r>
-    </w:p>
-    <w:p>
-      <w:pPr>
-        <w:pStyle w:val="ListParagraph"/>
+        <w:t>O sistema deve ter funcionamento similar ao Google Sala de Aula nas interações de tela inicial, login e organização de turmas/atividades.</w:t>
+      </w:r>
+    </w:p>
+    <w:p>
+      <w:pPr>
+        <w:pStyle w:val="PargrafodaLista"/>
         <w:numPr>
           <w:ilvl w:val="0"/>
           <w:numId w:val="2"/>
@@ -826,16 +865,16 @@
         <w:t xml:space="preserve">RN07 — </w:t>
       </w:r>
       <w:r>
-        <w:t xml:space="preserve">Cada submissão gera, no máximo, um feedback de IA e uma nota vigente; tentativas antigas permanecem no histórico do aluno.</w:t>
-      </w:r>
-    </w:p>
-    <w:p>
-      <w:pPr>
-        <w:pStyle w:val="Heading1"/>
-        <w:spacing w:after="150" w:before="300"/>
-      </w:pPr>
-      <w:r>
-        <w:t xml:space="preserve">Modelo de Dados (corrigido)</w:t>
+        <w:t>Cada submissão gera, no máximo, um feedback de IA e uma nota vigente; tentativas antigas permanecem no histórico do aluno.</w:t>
+      </w:r>
+    </w:p>
+    <w:p>
+      <w:pPr>
+        <w:pStyle w:val="Ttulo1"/>
+        <w:spacing w:before="300" w:after="150"/>
+      </w:pPr>
+      <w:r>
+        <w:t>Modelo de Dados (corrigido)</w:t>
       </w:r>
     </w:p>
     <w:p>
@@ -843,20 +882,31 @@
         <w:spacing w:after="120"/>
       </w:pPr>
       <w:r>
-        <w:t xml:space="preserve">O diagrama de classes original tinha apenas quatro entidades (Instrutor, Aluno, Atividade, Turma), sem atributos tipados nem cardinalidade — insuficiente para o escopo descrito no texto de visão. Abaixo, o modelo revisado:</w:t>
-      </w:r>
-    </w:p>
-    <w:p>
-      <w:pPr>
-        <w:spacing w:after="150" w:before="150"/>
+        <w:t xml:space="preserve">O diagrama de classes original tinha apenas quatro entidades (Instrutor, Aluno, Atividade, Turma), sem atributos </w:t>
+      </w:r>
+      <w:proofErr w:type="spellStart"/>
+      <w:r>
+        <w:t>tipados</w:t>
+      </w:r>
+      <w:proofErr w:type="spellEnd"/>
+      <w:r>
+        <w:t xml:space="preserve"> nem cardinalidade — insuficiente para o escopo descrito no texto de visão. Abaixo, o modelo revisado:</w:t>
+      </w:r>
+    </w:p>
+    <w:p>
+      <w:pPr>
+        <w:spacing w:before="150" w:after="150"/>
         <w:jc w:val="center"/>
       </w:pPr>
       <w:r>
+        <w:rPr>
+          <w:noProof/>
+        </w:rPr>
         <w:drawing>
-          <wp:inline distT="0" distB="0" distL="0" distR="0">
+          <wp:inline distT="0" distB="0" distL="0" distR="0" wp14:anchorId="645B616B" wp14:editId="20B53E95">
             <wp:extent cx="5334000" cy="5334000"/>
-            <wp:effectExtent t="0" r="0" b="0" l="0"/>
-            <wp:docPr id="1" name="" descr="" title=""/>
+            <wp:effectExtent l="0" t="0" r="0" b="0"/>
+            <wp:docPr id="1538094611" name="Imagem 1538094611"/>
             <wp:cNvGraphicFramePr>
               <a:graphicFrameLocks xmlns:a="http://schemas.openxmlformats.org/drawingml/2006/main" noChangeAspect="1"/>
             </wp:cNvGraphicFramePr>
@@ -864,13 +914,13 @@
               <a:graphicData uri="http://schemas.openxmlformats.org/drawingml/2006/picture">
                 <pic:pic xmlns:pic="http://schemas.openxmlformats.org/drawingml/2006/picture">
                   <pic:nvPicPr>
-                    <pic:cNvPr id="0" name="" descr=""/>
+                    <pic:cNvPr id="0" name=""/>
                     <pic:cNvPicPr>
                       <a:picLocks noChangeAspect="1" noChangeArrowheads="1"/>
                     </pic:cNvPicPr>
                   </pic:nvPicPr>
                   <pic:blipFill>
-                    <a:blip r:embed="rId8" cstate="none"/>
+                    <a:blip r:embed="rId6"/>
                     <a:srcRect/>
                     <a:stretch>
                       <a:fillRect/>
@@ -894,16 +944,21 @@
     </w:p>
     <w:p>
       <w:pPr>
-        <w:pStyle w:val="Heading2"/>
-        <w:spacing w:after="100" w:before="200"/>
-      </w:pPr>
-      <w:r>
-        <w:t xml:space="preserve">O que mudou e por quê</w:t>
-      </w:r>
-    </w:p>
-    <w:p>
-      <w:pPr>
-        <w:pStyle w:val="ListParagraph"/>
+        <w:pStyle w:val="Ttulo2"/>
+        <w:spacing w:before="200" w:after="100"/>
+      </w:pPr>
+      <w:r>
+        <w:t xml:space="preserve">O que mudou e </w:t>
+      </w:r>
+      <w:proofErr w:type="gramStart"/>
+      <w:r>
+        <w:t>por quê</w:t>
+      </w:r>
+      <w:proofErr w:type="gramEnd"/>
+    </w:p>
+    <w:p>
+      <w:pPr>
+        <w:pStyle w:val="PargrafodaLista"/>
         <w:numPr>
           <w:ilvl w:val="0"/>
           <w:numId w:val="2"/>
@@ -911,12 +966,12 @@
         <w:spacing w:after="80"/>
       </w:pPr>
       <w:r>
-        <w:t xml:space="preserve">Submissão separada de Atividade — antes a nota ficava dentro de Atividade, o que impedia dois alunos terem notas diferentes na mesma atividade.</w:t>
-      </w:r>
-    </w:p>
-    <w:p>
-      <w:pPr>
-        <w:pStyle w:val="ListParagraph"/>
+        <w:t>Submissão separada de Atividade — antes a nota ficava dentro de Atividade, o que impedia dois alunos terem notas diferentes na mesma atividade.</w:t>
+      </w:r>
+    </w:p>
+    <w:p>
+      <w:pPr>
+        <w:pStyle w:val="PargrafodaLista"/>
         <w:numPr>
           <w:ilvl w:val="0"/>
           <w:numId w:val="2"/>
@@ -924,25 +979,30 @@
         <w:spacing w:after="80"/>
       </w:pPr>
       <w:r>
-        <w:t xml:space="preserve">Curso como entidade própria — antes era um texto solto dentro de Turma.</w:t>
-      </w:r>
-    </w:p>
-    <w:p>
-      <w:pPr>
-        <w:pStyle w:val="ListParagraph"/>
+        <w:t>Curso como entidade própria — antes era um texto solto dentro de Turma.</w:t>
+      </w:r>
+    </w:p>
+    <w:p>
+      <w:pPr>
+        <w:pStyle w:val="PargrafodaLista"/>
         <w:numPr>
           <w:ilvl w:val="0"/>
           <w:numId w:val="2"/>
         </w:numPr>
         <w:spacing w:after="80"/>
       </w:pPr>
-      <w:r>
-        <w:t xml:space="preserve">FeedbackIA separado de Nota — são dois objetos com finalidades diferentes (texto explicativo x valor numérico).</w:t>
-      </w:r>
-    </w:p>
-    <w:p>
-      <w:pPr>
-        <w:pStyle w:val="ListParagraph"/>
+      <w:proofErr w:type="spellStart"/>
+      <w:r>
+        <w:t>FeedbackIA</w:t>
+      </w:r>
+      <w:proofErr w:type="spellEnd"/>
+      <w:r>
+        <w:t xml:space="preserve"> separado de Nota — são dois objetos com finalidades diferentes (texto explicativo x valor numérico).</w:t>
+      </w:r>
+    </w:p>
+    <w:p>
+      <w:pPr>
+        <w:pStyle w:val="PargrafodaLista"/>
         <w:numPr>
           <w:ilvl w:val="0"/>
           <w:numId w:val="2"/>
@@ -950,12 +1010,28 @@
         <w:spacing w:after="80"/>
       </w:pPr>
       <w:r>
-        <w:t xml:space="preserve">Fazenda, ElementoFazenda e XPLog adicionados — a gamificação, que é metade do projeto, não tinha nenhuma representação no diagrama de classes.</w:t>
-      </w:r>
-    </w:p>
-    <w:p>
-      <w:pPr>
-        <w:pStyle w:val="ListParagraph"/>
+        <w:t xml:space="preserve">Fazenda, </w:t>
+      </w:r>
+      <w:proofErr w:type="spellStart"/>
+      <w:r>
+        <w:t>ElementoFazenda</w:t>
+      </w:r>
+      <w:proofErr w:type="spellEnd"/>
+      <w:r>
+        <w:t xml:space="preserve"> e </w:t>
+      </w:r>
+      <w:proofErr w:type="spellStart"/>
+      <w:r>
+        <w:t>XPLog</w:t>
+      </w:r>
+      <w:proofErr w:type="spellEnd"/>
+      <w:r>
+        <w:t xml:space="preserve"> adicionados — a gamificação, que é metade do projeto, não tinha nenhuma representação no diagrama de classes.</w:t>
+      </w:r>
+    </w:p>
+    <w:p>
+      <w:pPr>
+        <w:pStyle w:val="PargrafodaLista"/>
         <w:numPr>
           <w:ilvl w:val="0"/>
           <w:numId w:val="2"/>
@@ -963,16 +1039,19 @@
         <w:spacing w:after="80"/>
       </w:pPr>
       <w:r>
-        <w:t xml:space="preserve">Usuário como base de Instrutor/Aluno — evita duplicar login/autenticação nas duas classes.</w:t>
-      </w:r>
-    </w:p>
-    <w:p>
-      <w:pPr>
-        <w:pStyle w:val="Heading1"/>
-        <w:spacing w:after="150" w:before="300"/>
-      </w:pPr>
-      <w:r>
-        <w:t xml:space="preserve">Casos de Uso — adições recomendadas</w:t>
+        <w:t>Usuário como base de Instrutor/Aluno — evita duplicar login/autenticação nas duas classes.</w:t>
+      </w:r>
+    </w:p>
+    <w:p>
+      <w:pPr>
+        <w:pStyle w:val="Ttulo1"/>
+        <w:spacing w:before="300" w:after="150"/>
+      </w:pPr>
+      <w:r>
+        <w:t xml:space="preserve">Casos de Uso — adições </w:t>
+      </w:r>
+      <w:r>
+        <w:t>realizadas</w:t>
       </w:r>
     </w:p>
     <w:p>
@@ -980,20 +1059,50 @@
         <w:spacing w:after="120"/>
       </w:pPr>
       <w:r>
-        <w:t xml:space="preserve">O diagrama de casos de uso original (Instrutor x Aluno) continua válido na estrutura; recomenda-se adicionar os itens abaixo diretamente no arquivo .drawio existente:</w:t>
+        <w:t xml:space="preserve">O diagrama de casos de uso original (Instrutor x Aluno) continua válido na estrutura; </w:t>
+      </w:r>
+      <w:r>
+        <w:t>mas foi</w:t>
+      </w:r>
+      <w:r>
+        <w:t xml:space="preserve"> adiciona</w:t>
+      </w:r>
+      <w:r>
+        <w:t xml:space="preserve">do </w:t>
+      </w:r>
+      <w:r>
+        <w:t xml:space="preserve">os itens abaixo diretamente no </w:t>
+      </w:r>
+      <w:proofErr w:type="gramStart"/>
+      <w:r>
+        <w:t>arquivo .</w:t>
+      </w:r>
+      <w:proofErr w:type="spellStart"/>
+      <w:r>
+        <w:t>drawio</w:t>
+      </w:r>
+      <w:proofErr w:type="spellEnd"/>
+      <w:proofErr w:type="gramEnd"/>
+      <w:r>
+        <w:t xml:space="preserve"> existente:</w:t>
       </w:r>
     </w:p>
     <w:tbl>
       <w:tblPr>
-        <w:tblW w:type="dxa" w:w="9000"/>
+        <w:tblW w:w="9000" w:type="dxa"/>
         <w:tblBorders>
-          <w:top w:val="single" w:color="auto" w:sz="4"/>
-          <w:left w:val="single" w:color="auto" w:sz="4"/>
-          <w:bottom w:val="single" w:color="auto" w:sz="4"/>
-          <w:right w:val="single" w:color="auto" w:sz="4"/>
-          <w:insideH w:val="single" w:color="auto" w:sz="4"/>
-          <w:insideV w:val="single" w:color="auto" w:sz="4"/>
+          <w:top w:val="single" w:sz="4" w:space="0" w:color="auto"/>
+          <w:left w:val="single" w:sz="4" w:space="0" w:color="auto"/>
+          <w:bottom w:val="single" w:sz="4" w:space="0" w:color="auto"/>
+          <w:right w:val="single" w:sz="4" w:space="0" w:color="auto"/>
+          <w:insideH w:val="single" w:sz="4" w:space="0" w:color="auto"/>
+          <w:insideV w:val="single" w:sz="4" w:space="0" w:color="auto"/>
         </w:tblBorders>
+        <w:tblCellMar>
+          <w:left w:w="10" w:type="dxa"/>
+          <w:right w:w="10" w:type="dxa"/>
+        </w:tblCellMar>
+        <w:tblLook w:val="0000" w:firstRow="0" w:lastRow="0" w:firstColumn="0" w:lastColumn="0" w:noHBand="0" w:noVBand="0"/>
       </w:tblPr>
       <w:tblGrid>
         <w:gridCol w:w="2600"/>
@@ -1002,10 +1111,16 @@
         <w:gridCol w:w="2800"/>
       </w:tblGrid>
       <w:tr>
+        <w:tblPrEx>
+          <w:tblCellMar>
+            <w:top w:w="0" w:type="dxa"/>
+            <w:bottom w:w="0" w:type="dxa"/>
+          </w:tblCellMar>
+        </w:tblPrEx>
         <w:tc>
           <w:tcPr>
-            <w:tcW w:type="dxa" w:w="2600"/>
-            <w:shd w:fill="2C3E50" w:val="clear"/>
+            <w:tcW w:w="2600" w:type="dxa"/>
+            <w:shd w:val="clear" w:color="auto" w:fill="2C3E50"/>
           </w:tcPr>
           <w:p>
             <w:r>
@@ -1014,14 +1129,14 @@
                 <w:bCs/>
                 <w:color w:val="FFFFFF"/>
               </w:rPr>
-              <w:t xml:space="preserve">Caso de uso</w:t>
+              <w:t>Caso de uso</w:t>
             </w:r>
           </w:p>
         </w:tc>
         <w:tc>
           <w:tcPr>
-            <w:tcW w:type="dxa" w:w="1400"/>
-            <w:shd w:fill="2C3E50" w:val="clear"/>
+            <w:tcW w:w="1400" w:type="dxa"/>
+            <w:shd w:val="clear" w:color="auto" w:fill="2C3E50"/>
           </w:tcPr>
           <w:p>
             <w:r>
@@ -1030,14 +1145,14 @@
                 <w:bCs/>
                 <w:color w:val="FFFFFF"/>
               </w:rPr>
-              <w:t xml:space="preserve">Ator</w:t>
+              <w:t>Ator</w:t>
             </w:r>
           </w:p>
         </w:tc>
         <w:tc>
           <w:tcPr>
-            <w:tcW w:type="dxa" w:w="2200"/>
-            <w:shd w:fill="2C3E50" w:val="clear"/>
+            <w:tcW w:w="2200" w:type="dxa"/>
+            <w:shd w:val="clear" w:color="auto" w:fill="2C3E50"/>
           </w:tcPr>
           <w:p>
             <w:r>
@@ -1046,14 +1161,14 @@
                 <w:bCs/>
                 <w:color w:val="FFFFFF"/>
               </w:rPr>
-              <w:t xml:space="preserve">Relação</w:t>
+              <w:t>Relação</w:t>
             </w:r>
           </w:p>
         </w:tc>
         <w:tc>
           <w:tcPr>
-            <w:tcW w:type="dxa" w:w="2800"/>
-            <w:shd w:fill="2C3E50" w:val="clear"/>
+            <w:tcW w:w="2800" w:type="dxa"/>
+            <w:shd w:val="clear" w:color="auto" w:fill="2C3E50"/>
           </w:tcPr>
           <w:p>
             <w:r>
@@ -1062,279 +1177,182 @@
                 <w:bCs/>
                 <w:color w:val="FFFFFF"/>
               </w:rPr>
-              <w:t xml:space="preserve">Descrição</w:t>
+              <w:t>Descrição</w:t>
             </w:r>
           </w:p>
         </w:tc>
       </w:tr>
       <w:tr>
+        <w:tblPrEx>
+          <w:tblCellMar>
+            <w:top w:w="0" w:type="dxa"/>
+            <w:bottom w:w="0" w:type="dxa"/>
+          </w:tblCellMar>
+        </w:tblPrEx>
         <w:tc>
           <w:tcPr>
-            <w:tcW w:type="dxa" w:w="2600"/>
+            <w:tcW w:w="2600" w:type="dxa"/>
           </w:tcPr>
           <w:p>
             <w:r>
-              <w:rPr>
-                <w:b w:val="false"/>
-                <w:bCs w:val="false"/>
-              </w:rPr>
-              <w:t xml:space="preserve">Configurar critérios de correção da IA</w:t>
+              <w:t>Configurar critérios de correção da IA</w:t>
             </w:r>
           </w:p>
         </w:tc>
         <w:tc>
           <w:tcPr>
-            <w:tcW w:type="dxa" w:w="1400"/>
+            <w:tcW w:w="1400" w:type="dxa"/>
           </w:tcPr>
           <w:p>
             <w:r>
-              <w:rPr>
-                <w:b w:val="false"/>
-                <w:bCs w:val="false"/>
-              </w:rPr>
-              <w:t xml:space="preserve">Instrutor</w:t>
+              <w:t>Instrutor</w:t>
             </w:r>
           </w:p>
         </w:tc>
         <w:tc>
           <w:tcPr>
-            <w:tcW w:type="dxa" w:w="2200"/>
+            <w:tcW w:w="2200" w:type="dxa"/>
           </w:tcPr>
           <w:p>
             <w:r>
-              <w:rPr>
-                <w:b w:val="false"/>
-                <w:bCs w:val="false"/>
-              </w:rPr>
-              <w:t xml:space="preserve">novo caso de uso</w:t>
+              <w:t>novo caso de uso</w:t>
             </w:r>
           </w:p>
         </w:tc>
         <w:tc>
           <w:tcPr>
-            <w:tcW w:type="dxa" w:w="2800"/>
+            <w:tcW w:w="2800" w:type="dxa"/>
           </w:tcPr>
           <w:p>
             <w:r>
-              <w:rPr>
-                <w:b w:val="false"/>
-                <w:bCs w:val="false"/>
-              </w:rPr>
-              <w:t xml:space="preserve">Permite ao instrutor definir o que a IA deve considerar ao comparar a resposta do aluno (peso de critérios, resposta de referência).</w:t>
+              <w:t>Permite ao instrutor definir o que a IA deve considerar ao comparar a resposta do aluno (peso de critérios, resposta de referência).</w:t>
             </w:r>
           </w:p>
         </w:tc>
       </w:tr>
       <w:tr>
+        <w:tblPrEx>
+          <w:tblCellMar>
+            <w:top w:w="0" w:type="dxa"/>
+            <w:bottom w:w="0" w:type="dxa"/>
+          </w:tblCellMar>
+        </w:tblPrEx>
         <w:tc>
           <w:tcPr>
-            <w:tcW w:type="dxa" w:w="2600"/>
+            <w:tcW w:w="2600" w:type="dxa"/>
           </w:tcPr>
           <w:p>
             <w:r>
-              <w:rPr>
-                <w:b w:val="false"/>
-                <w:bCs w:val="false"/>
-              </w:rPr>
-              <w:t xml:space="preserve">Revisar nota sugerida pela IA</w:t>
+              <w:t>Revisar nota sugerida pela IA</w:t>
             </w:r>
           </w:p>
         </w:tc>
         <w:tc>
           <w:tcPr>
-            <w:tcW w:type="dxa" w:w="1400"/>
+            <w:tcW w:w="1400" w:type="dxa"/>
           </w:tcPr>
           <w:p>
             <w:r>
-              <w:rPr>
-                <w:b w:val="false"/>
-                <w:bCs w:val="false"/>
-              </w:rPr>
-              <w:t xml:space="preserve">Instrutor</w:t>
+              <w:t>Instrutor</w:t>
             </w:r>
           </w:p>
         </w:tc>
         <w:tc>
           <w:tcPr>
-            <w:tcW w:type="dxa" w:w="2200"/>
+            <w:tcW w:w="2200" w:type="dxa"/>
           </w:tcPr>
           <w:p>
             <w:r>
-              <w:rPr>
-                <w:b w:val="false"/>
-                <w:bCs w:val="false"/>
-              </w:rPr>
-              <w:t xml:space="preserve">novo caso de uso</w:t>
+              <w:t>novo caso de uso</w:t>
             </w:r>
           </w:p>
         </w:tc>
         <w:tc>
           <w:tcPr>
-            <w:tcW w:type="dxa" w:w="2800"/>
+            <w:tcW w:w="2800" w:type="dxa"/>
           </w:tcPr>
           <w:p>
             <w:r>
-              <w:rPr>
-                <w:b w:val="false"/>
-                <w:bCs w:val="false"/>
-              </w:rPr>
-              <w:t xml:space="preserve">Permite ao instrutor confirmar ou alterar a nota gerada automaticamente antes dela virar definitiva (RN04).</w:t>
+              <w:t>Permite ao instrutor confirmar ou alterar a nota gerada automaticamente antes dela virar definitiva (RN04).</w:t>
             </w:r>
           </w:p>
         </w:tc>
       </w:tr>
       <w:tr>
+        <w:tblPrEx>
+          <w:tblCellMar>
+            <w:top w:w="0" w:type="dxa"/>
+            <w:bottom w:w="0" w:type="dxa"/>
+          </w:tblCellMar>
+        </w:tblPrEx>
         <w:tc>
           <w:tcPr>
-            <w:tcW w:type="dxa" w:w="2600"/>
+            <w:tcW w:w="2600" w:type="dxa"/>
           </w:tcPr>
           <w:p>
             <w:r>
-              <w:rPr>
-                <w:b w:val="false"/>
-                <w:bCs w:val="false"/>
-              </w:rPr>
-              <w:t xml:space="preserve">Refazer atividade</w:t>
+              <w:t>Refazer atividade</w:t>
             </w:r>
           </w:p>
         </w:tc>
         <w:tc>
           <w:tcPr>
-            <w:tcW w:type="dxa" w:w="1400"/>
+            <w:tcW w:w="1400" w:type="dxa"/>
           </w:tcPr>
           <w:p>
             <w:r>
-              <w:rPr>
-                <w:b w:val="false"/>
-                <w:bCs w:val="false"/>
-              </w:rPr>
-              <w:t xml:space="preserve">Aluno</w:t>
+              <w:t>Aluno</w:t>
             </w:r>
           </w:p>
         </w:tc>
         <w:tc>
           <w:tcPr>
-            <w:tcW w:type="dxa" w:w="2200"/>
+            <w:tcW w:w="2200" w:type="dxa"/>
           </w:tcPr>
           <w:p>
             <w:r>
-              <w:rPr>
-                <w:b w:val="false"/>
-                <w:bCs w:val="false"/>
-              </w:rPr>
-              <w:t xml:space="preserve">&lt;&lt;extend&gt;&gt; de Realizar Atividades, disparado a partir de Receber Feedback</w:t>
+              <w:t>&lt;&lt;</w:t>
+            </w:r>
+            <w:proofErr w:type="spellStart"/>
+            <w:r>
+              <w:t>extend</w:t>
+            </w:r>
+            <w:proofErr w:type="spellEnd"/>
+            <w:r>
+              <w:t>&gt;&gt; de Realizar Atividades, disparado a partir de Receber Feedback</w:t>
             </w:r>
           </w:p>
         </w:tc>
         <w:tc>
           <w:tcPr>
-            <w:tcW w:type="dxa" w:w="2800"/>
+            <w:tcW w:w="2800" w:type="dxa"/>
           </w:tcPr>
           <w:p>
             <w:r>
-              <w:rPr>
-                <w:b w:val="false"/>
-                <w:bCs w:val="false"/>
-              </w:rPr>
-              <w:t xml:space="preserve">Permite ao aluno enviar uma nova tentativa após o feedback, dentro do prazo definido pelo instrutor.</w:t>
+              <w:t>Permite ao aluno enviar uma nova tentativa após o feedback, dentro do prazo definido pelo instrutor.</w:t>
             </w:r>
           </w:p>
         </w:tc>
       </w:tr>
     </w:tbl>
+    <w:p/>
     <w:sectPr>
-      <w:pgSz w:w="11906" w:h="16838" w:orient="portrait"/>
+      <w:pgSz w:w="11906" w:h="16838"/>
       <w:pgMar w:top="1440" w:right="1440" w:bottom="1440" w:left="1440" w:header="708" w:footer="708" w:gutter="0"/>
-      <w:pgNumType/>
+      <w:cols w:space="720"/>
       <w:docGrid w:linePitch="360"/>
     </w:sectPr>
   </w:body>
 </w:document>
 </file>
 
-<file path=word/comments.xml><?xml version="1.0" encoding="utf-8"?>
-<w:comments xmlns:cx="http://schemas.microsoft.com/office/drawing/2014/chartex" xmlns:cx1="http://schemas.microsoft.com/office/drawing/2015/9/8/chartex" xmlns:cx2="http://schemas.microsoft.com/office/drawing/2015/10/21/chartex" xmlns:cx3="http://schemas.microsoft.com/office/drawing/2016/5/9/chartex" xmlns:cx4="http://schemas.microsoft.com/office/drawing/2016/5/10/chartex" xmlns:cx5="http://schemas.microsoft.com/office/drawing/2016/5/11/chartex" xmlns:cx6="http://schemas.microsoft.com/office/drawing/2016/5/12/chartex" xmlns:cx7="http://schemas.microsoft.com/office/drawing/2016/5/13/chartex" xmlns:cx8="http://schemas.microsoft.com/office/drawing/2016/5/14/chartex" xmlns:mc="http://schemas.openxmlformats.org/markup-compatibility/2006" xmlns:aink="http://schemas.microsoft.com/office/drawing/2016/ink" xmlns:am3d="http://schemas.microsoft.com/office/drawing/2017/model3d" xmlns:o="urn:schemas-microsoft-com:office:office" xmlns:r="http://schemas.openxmlformats.org/officeDocument/2006/relationships" xmlns:m="http://schemas.openxmlformats.org/officeDocument/2006/math" xmlns:v="urn:schemas-microsoft-com:vml" xmlns:wp14="http://schemas.microsoft.com/office/word/2010/wordprocessingDrawing" xmlns:wp="http://schemas.openxmlformats.org/drawingml/2006/wordprocessingDrawing" xmlns:w10="urn:schemas-microsoft-com:office:word" xmlns:w="http://schemas.openxmlformats.org/wordprocessingml/2006/main" xmlns:w14="http://schemas.microsoft.com/office/word/2010/wordml" xmlns:w15="http://schemas.microsoft.com/office/word/2012/wordml" xmlns:w16cex="http://schemas.microsoft.com/office/word/2018/wordml/cex" xmlns:w16cid="http://schemas.microsoft.com/office/word/2016/wordml/cid" xmlns:w16="http://schemas.microsoft.com/office/word/2018/wordml" xmlns:w16sdtdh="http://schemas.microsoft.com/office/word/2020/wordml/sdtdatahash" xmlns:w16se="http://schemas.microsoft.com/office/word/2015/wordml/symex" xmlns:wpg="http://schemas.microsoft.com/office/word/2010/wordprocessingGroup" xmlns:wpi="http://schemas.microsoft.com/office/word/2010/wordprocessingInk" xmlns:wne="http://schemas.microsoft.com/office/word/2006/wordml" xmlns:wps="http://schemas.microsoft.com/office/word/2010/wordprocessingShape"/>
-</file>
-
-<file path=word/endnotes.xml><?xml version="1.0" encoding="utf-8"?>
-<w:endnotes xmlns:wpc="http://schemas.microsoft.com/office/word/2010/wordprocessingCanvas" xmlns:mc="http://schemas.openxmlformats.org/markup-compatibility/2006" xmlns:o="urn:schemas-microsoft-com:office:office" xmlns:r="http://schemas.openxmlformats.org/officeDocument/2006/relationships" xmlns:m="http://schemas.openxmlformats.org/officeDocument/2006/math" xmlns:v="urn:schemas-microsoft-com:vml" xmlns:wp14="http://schemas.microsoft.com/office/word/2010/wordprocessingDrawing" xmlns:wp="http://schemas.openxmlformats.org/drawingml/2006/wordprocessingDrawing" xmlns:w10="urn:schemas-microsoft-com:office:word" xmlns:w="http://schemas.openxmlformats.org/wordprocessingml/2006/main" xmlns:w14="http://schemas.microsoft.com/office/word/2010/wordml" xmlns:w15="http://schemas.microsoft.com/office/word/2012/wordml" xmlns:wpg="http://schemas.microsoft.com/office/word/2010/wordprocessingGroup" xmlns:wpi="http://schemas.microsoft.com/office/word/2010/wordprocessingInk" xmlns:wne="http://schemas.microsoft.com/office/word/2006/wordml" xmlns:wps="http://schemas.microsoft.com/office/word/2010/wordprocessingShape" mc:Ignorable="w14 w15 wp14">
-  <w:endnote w:type="separator" w:id="-1">
-    <w:p>
-      <w:pPr>
-        <w:spacing w:after="0" w:line="240" w:lineRule="auto"/>
-      </w:pPr>
-      <w:r>
-        <w:rPr>
-          <w:rStyle w:val="EndnoteReference"/>
-        </w:rPr>
-        <w:endnoteRef/>
-      </w:r>
-      <w:r>
-        <w:separator/>
-      </w:r>
-    </w:p>
-  </w:endnote>
-  <w:endnote w:type="continuationSeparator" w:id="0">
-    <w:p>
-      <w:pPr>
-        <w:spacing w:after="0" w:line="240" w:lineRule="auto"/>
-      </w:pPr>
-      <w:r>
-        <w:rPr>
-          <w:rStyle w:val="EndnoteReference"/>
-        </w:rPr>
-        <w:endnoteRef/>
-      </w:r>
-      <w:r>
-        <w:continuationSeparator/>
-      </w:r>
-    </w:p>
-  </w:endnote>
-</w:endnotes>
-</file>
-
-<file path=word/footnotes.xml><?xml version="1.0" encoding="utf-8"?>
-<w:footnotes xmlns:wpc="http://schemas.microsoft.com/office/word/2010/wordprocessingCanvas" xmlns:mc="http://schemas.openxmlformats.org/markup-compatibility/2006" xmlns:o="urn:schemas-microsoft-com:office:office" xmlns:r="http://schemas.openxmlformats.org/officeDocument/2006/relationships" xmlns:m="http://schemas.openxmlformats.org/officeDocument/2006/math" xmlns:v="urn:schemas-microsoft-com:vml" xmlns:wp14="http://schemas.microsoft.com/office/word/2010/wordprocessingDrawing" xmlns:wp="http://schemas.openxmlformats.org/drawingml/2006/wordprocessingDrawing" xmlns:w10="urn:schemas-microsoft-com:office:word" xmlns:w="http://schemas.openxmlformats.org/wordprocessingml/2006/main" xmlns:w14="http://schemas.microsoft.com/office/word/2010/wordml" xmlns:w15="http://schemas.microsoft.com/office/word/2012/wordml" xmlns:wpg="http://schemas.microsoft.com/office/word/2010/wordprocessingGroup" xmlns:wpi="http://schemas.microsoft.com/office/word/2010/wordprocessingInk" xmlns:wne="http://schemas.microsoft.com/office/word/2006/wordml" xmlns:wps="http://schemas.microsoft.com/office/word/2010/wordprocessingShape" mc:Ignorable="w14 w15 wp14">
-  <w:footnote w:type="separator" w:id="-1">
-    <w:p>
-      <w:pPr>
-        <w:spacing w:after="0" w:line="240" w:lineRule="auto"/>
-      </w:pPr>
-      <w:r>
-        <w:rPr>
-          <w:rStyle w:val="FootnoteReference"/>
-        </w:rPr>
-        <w:footnoteRef/>
-      </w:r>
-      <w:r>
-        <w:separator/>
-      </w:r>
-    </w:p>
-  </w:footnote>
-  <w:footnote w:type="continuationSeparator" w:id="0">
-    <w:p>
-      <w:pPr>
-        <w:spacing w:after="0" w:line="240" w:lineRule="auto"/>
-      </w:pPr>
-      <w:r>
-        <w:rPr>
-          <w:rStyle w:val="FootnoteReference"/>
-        </w:rPr>
-        <w:footnoteRef/>
-      </w:r>
-      <w:r>
-        <w:continuationSeparator/>
-      </w:r>
-    </w:p>
-  </w:footnote>
-</w:footnotes>
-</file>
-
 <file path=word/numbering.xml><?xml version="1.0" encoding="utf-8"?>
-<w:numbering xmlns:wpc="http://schemas.microsoft.com/office/word/2010/wordprocessingCanvas" xmlns:mc="http://schemas.openxmlformats.org/markup-compatibility/2006" xmlns:o="urn:schemas-microsoft-com:office:office" xmlns:r="http://schemas.openxmlformats.org/officeDocument/2006/relationships" xmlns:m="http://schemas.openxmlformats.org/officeDocument/2006/math" xmlns:v="urn:schemas-microsoft-com:vml" xmlns:wp14="http://schemas.microsoft.com/office/word/2010/wordprocessingDrawing" xmlns:wp="http://schemas.openxmlformats.org/drawingml/2006/wordprocessingDrawing" xmlns:w10="urn:schemas-microsoft-com:office:word" xmlns:w="http://schemas.openxmlformats.org/wordprocessingml/2006/main" xmlns:w14="http://schemas.microsoft.com/office/word/2010/wordml" xmlns:w15="http://schemas.microsoft.com/office/word/2012/wordml" xmlns:wpg="http://schemas.microsoft.com/office/word/2010/wordprocessingGroup" xmlns:wpi="http://schemas.microsoft.com/office/word/2010/wordprocessingInk" xmlns:wne="http://schemas.microsoft.com/office/word/2006/wordml" xmlns:wps="http://schemas.microsoft.com/office/word/2010/wordprocessingShape" mc:Ignorable="w14 w15 wp14">
-  <w:abstractNum w:abstractNumId="1" w15:restartNumberingAfterBreak="0">
+<w:numbering xmlns:wpc="http://schemas.microsoft.com/office/word/2010/wordprocessingCanvas" xmlns:cx="http://schemas.microsoft.com/office/drawing/2014/chartex" xmlns:cx1="http://schemas.microsoft.com/office/drawing/2015/9/8/chartex" xmlns:cx2="http://schemas.microsoft.com/office/drawing/2015/10/21/chartex" xmlns:cx3="http://schemas.microsoft.com/office/drawing/2016/5/9/chartex" xmlns:cx4="http://schemas.microsoft.com/office/drawing/2016/5/10/chartex" xmlns:cx5="http://schemas.microsoft.com/office/drawing/2016/5/11/chartex" xmlns:cx6="http://schemas.microsoft.com/office/drawing/2016/5/12/chartex" xmlns:cx7="http://schemas.microsoft.com/office/drawing/2016/5/13/chartex" xmlns:cx8="http://schemas.microsoft.com/office/drawing/2016/5/14/chartex" xmlns:mc="http://schemas.openxmlformats.org/markup-compatibility/2006" xmlns:aink="http://schemas.microsoft.com/office/drawing/2016/ink" xmlns:am3d="http://schemas.microsoft.com/office/drawing/2017/model3d" xmlns:o="urn:schemas-microsoft-com:office:office" xmlns:oel="http://schemas.microsoft.com/office/2019/extlst" xmlns:r="http://schemas.openxmlformats.org/officeDocument/2006/relationships" xmlns:m="http://schemas.openxmlformats.org/officeDocument/2006/math" xmlns:v="urn:schemas-microsoft-com:vml" xmlns:wp14="http://schemas.microsoft.com/office/word/2010/wordprocessingDrawing" xmlns:wp="http://schemas.openxmlformats.org/drawingml/2006/wordprocessingDrawing" xmlns:w10="urn:schemas-microsoft-com:office:word" xmlns:w="http://schemas.openxmlformats.org/wordprocessingml/2006/main" xmlns:w14="http://schemas.microsoft.com/office/word/2010/wordml" xmlns:w15="http://schemas.microsoft.com/office/word/2012/wordml" xmlns:w16cex="http://schemas.microsoft.com/office/word/2018/wordml/cex" xmlns:w16cid="http://schemas.microsoft.com/office/word/2016/wordml/cid" xmlns:w16="http://schemas.microsoft.com/office/word/2018/wordml" xmlns:w16du="http://schemas.microsoft.com/office/word/2023/wordml/word16du" xmlns:w16sdtdh="http://schemas.microsoft.com/office/word/2020/wordml/sdtdatahash" xmlns:w16sdtfl="http://schemas.microsoft.com/office/word/2024/wordml/sdtformatlock" xmlns:w16se="http://schemas.microsoft.com/office/word/2015/wordml/symex" xmlns:wpg="http://schemas.microsoft.com/office/word/2010/wordprocessingGroup" xmlns:wpi="http://schemas.microsoft.com/office/word/2010/wordprocessingInk" xmlns:wne="http://schemas.microsoft.com/office/word/2006/wordml" xmlns:wps="http://schemas.microsoft.com/office/word/2010/wordprocessingShape" mc:Ignorable="w14 w15 w16se w16cid w16 w16cex w16sdtdh w16sdtfl w16du wp14">
+  <w:abstractNum w:abstractNumId="0" w15:restartNumberingAfterBreak="0">
+    <w:nsid w:val="64C23434"/>
     <w:multiLevelType w:val="hybridMultilevel"/>
-    <w:lvl w:ilvl="0" w15:tentative="1">
+    <w:tmpl w:val="EEB8A70E"/>
+    <w:lvl w:ilvl="0" w:tplc="638A01EC">
       <w:start w:val="1"/>
       <w:numFmt w:val="bullet"/>
       <w:lvlText w:val="●"/>
@@ -1343,7 +1361,7 @@
         <w:ind w:left="720" w:hanging="360"/>
       </w:pPr>
     </w:lvl>
-    <w:lvl w:ilvl="1" w15:tentative="1">
+    <w:lvl w:ilvl="1" w:tplc="263414B0">
       <w:start w:val="1"/>
       <w:numFmt w:val="bullet"/>
       <w:lvlText w:val="○"/>
@@ -1352,7 +1370,7 @@
         <w:ind w:left="1440" w:hanging="360"/>
       </w:pPr>
     </w:lvl>
-    <w:lvl w:ilvl="2" w15:tentative="1">
+    <w:lvl w:ilvl="2" w:tplc="02026570">
       <w:start w:val="1"/>
       <w:numFmt w:val="bullet"/>
       <w:lvlText w:val="■"/>
@@ -1361,7 +1379,7 @@
         <w:ind w:left="2160" w:hanging="360"/>
       </w:pPr>
     </w:lvl>
-    <w:lvl w:ilvl="3" w15:tentative="1">
+    <w:lvl w:ilvl="3" w:tplc="15084750">
       <w:start w:val="1"/>
       <w:numFmt w:val="bullet"/>
       <w:lvlText w:val="●"/>
@@ -1370,7 +1388,7 @@
         <w:ind w:left="2880" w:hanging="360"/>
       </w:pPr>
     </w:lvl>
-    <w:lvl w:ilvl="4" w15:tentative="1">
+    <w:lvl w:ilvl="4" w:tplc="57C20708">
       <w:start w:val="1"/>
       <w:numFmt w:val="bullet"/>
       <w:lvlText w:val="○"/>
@@ -1379,7 +1397,7 @@
         <w:ind w:left="3600" w:hanging="360"/>
       </w:pPr>
     </w:lvl>
-    <w:lvl w:ilvl="5" w15:tentative="1">
+    <w:lvl w:ilvl="5" w:tplc="18863A5E">
       <w:start w:val="1"/>
       <w:numFmt w:val="bullet"/>
       <w:lvlText w:val="■"/>
@@ -1388,7 +1406,7 @@
         <w:ind w:left="4320" w:hanging="360"/>
       </w:pPr>
     </w:lvl>
-    <w:lvl w:ilvl="6" w15:tentative="1">
+    <w:lvl w:ilvl="6" w:tplc="B92C6B7A">
       <w:start w:val="1"/>
       <w:numFmt w:val="bullet"/>
       <w:lvlText w:val="●"/>
@@ -1397,7 +1415,7 @@
         <w:ind w:left="5040" w:hanging="360"/>
       </w:pPr>
     </w:lvl>
-    <w:lvl w:ilvl="7" w15:tentative="1">
+    <w:lvl w:ilvl="7" w:tplc="AA9815CE">
       <w:start w:val="1"/>
       <w:numFmt w:val="bullet"/>
       <w:lvlText w:val="●"/>
@@ -1406,7 +1424,7 @@
         <w:ind w:left="5760" w:hanging="360"/>
       </w:pPr>
     </w:lvl>
-    <w:lvl w:ilvl="8" w15:tentative="1">
+    <w:lvl w:ilvl="8" w:tplc="FBCAF8FC">
       <w:start w:val="1"/>
       <w:numFmt w:val="bullet"/>
       <w:lvlText w:val="●"/>
@@ -1416,9 +1434,11 @@
       </w:pPr>
     </w:lvl>
   </w:abstractNum>
-  <w:abstractNum w:abstractNumId="2" w15:restartNumberingAfterBreak="0">
+  <w:abstractNum w:abstractNumId="1" w15:restartNumberingAfterBreak="0">
+    <w:nsid w:val="76AA3291"/>
     <w:multiLevelType w:val="hybridMultilevel"/>
-    <w:lvl w:ilvl="0" w15:tentative="1">
+    <w:tmpl w:val="53348A74"/>
+    <w:lvl w:ilvl="0" w:tplc="2BA2530A">
       <w:start w:val="1"/>
       <w:numFmt w:val="bullet"/>
       <w:lvlText w:val="•"/>
@@ -1427,15 +1447,55 @@
         <w:ind w:left="360" w:hanging="360"/>
       </w:pPr>
     </w:lvl>
+    <w:lvl w:ilvl="1" w:tplc="18640956">
+      <w:numFmt w:val="decimal"/>
+      <w:lvlText w:val=""/>
+      <w:lvlJc w:val="left"/>
+    </w:lvl>
+    <w:lvl w:ilvl="2" w:tplc="82321FA8">
+      <w:numFmt w:val="decimal"/>
+      <w:lvlText w:val=""/>
+      <w:lvlJc w:val="left"/>
+    </w:lvl>
+    <w:lvl w:ilvl="3" w:tplc="EBE2BA44">
+      <w:numFmt w:val="decimal"/>
+      <w:lvlText w:val=""/>
+      <w:lvlJc w:val="left"/>
+    </w:lvl>
+    <w:lvl w:ilvl="4" w:tplc="4B8214B0">
+      <w:numFmt w:val="decimal"/>
+      <w:lvlText w:val=""/>
+      <w:lvlJc w:val="left"/>
+    </w:lvl>
+    <w:lvl w:ilvl="5" w:tplc="1FBCC324">
+      <w:numFmt w:val="decimal"/>
+      <w:lvlText w:val=""/>
+      <w:lvlJc w:val="left"/>
+    </w:lvl>
+    <w:lvl w:ilvl="6" w:tplc="EC1CB48E">
+      <w:numFmt w:val="decimal"/>
+      <w:lvlText w:val=""/>
+      <w:lvlJc w:val="left"/>
+    </w:lvl>
+    <w:lvl w:ilvl="7" w:tplc="1BDC1012">
+      <w:numFmt w:val="decimal"/>
+      <w:lvlText w:val=""/>
+      <w:lvlJc w:val="left"/>
+    </w:lvl>
+    <w:lvl w:ilvl="8" w:tplc="FF76E192">
+      <w:numFmt w:val="decimal"/>
+      <w:lvlText w:val=""/>
+      <w:lvlJc w:val="left"/>
+    </w:lvl>
   </w:abstractNum>
-  <w:num w:numId="1">
-    <w:abstractNumId w:val="1"/>
+  <w:num w:numId="1" w16cid:durableId="1751148306">
+    <w:abstractNumId w:val="0"/>
     <w:lvlOverride w:ilvl="0">
       <w:startOverride w:val="1"/>
     </w:lvlOverride>
   </w:num>
-  <w:num w:numId="2">
-    <w:abstractNumId w:val="2"/>
+  <w:num w:numId="2" w16cid:durableId="300497251">
+    <w:abstractNumId w:val="1"/>
     <w:lvlOverride w:ilvl="0">
       <w:startOverride w:val="1"/>
     </w:lvlOverride>
@@ -1444,101 +1504,531 @@
 </file>
 
 <file path=word/styles.xml><?xml version="1.0" encoding="utf-8"?>
-<w:styles xmlns:mc="http://schemas.openxmlformats.org/markup-compatibility/2006" xmlns:r="http://schemas.openxmlformats.org/officeDocument/2006/relationships" xmlns:w="http://schemas.openxmlformats.org/wordprocessingml/2006/main" xmlns:w14="http://schemas.microsoft.com/office/word/2010/wordml" xmlns:w15="http://schemas.microsoft.com/office/word/2012/wordml" mc:Ignorable="w14 w15">
+<w:styles xmlns:mc="http://schemas.openxmlformats.org/markup-compatibility/2006" xmlns:r="http://schemas.openxmlformats.org/officeDocument/2006/relationships" xmlns:w="http://schemas.openxmlformats.org/wordprocessingml/2006/main" xmlns:w14="http://schemas.microsoft.com/office/word/2010/wordml" xmlns:w15="http://schemas.microsoft.com/office/word/2012/wordml" xmlns:w16cex="http://schemas.microsoft.com/office/word/2018/wordml/cex" xmlns:w16cid="http://schemas.microsoft.com/office/word/2016/wordml/cid" xmlns:w16="http://schemas.microsoft.com/office/word/2018/wordml" xmlns:w16du="http://schemas.microsoft.com/office/word/2023/wordml/word16du" xmlns:w16sdtdh="http://schemas.microsoft.com/office/word/2020/wordml/sdtdatahash" xmlns:w16sdtfl="http://schemas.microsoft.com/office/word/2024/wordml/sdtformatlock" xmlns:w16se="http://schemas.microsoft.com/office/word/2015/wordml/symex" mc:Ignorable="w14 w15 w16se w16cid w16 w16cex w16sdtdh w16sdtfl w16du">
   <w:docDefaults>
-    <w:rPrDefault/>
+    <w:rPrDefault>
+      <w:rPr>
+        <w:rFonts w:ascii="Times New Roman" w:eastAsia="Times New Roman" w:hAnsi="Times New Roman" w:cs="Times New Roman"/>
+        <w:lang w:val="pt-BR" w:eastAsia="pt-BR" w:bidi="ar-SA"/>
+      </w:rPr>
+    </w:rPrDefault>
     <w:pPrDefault/>
   </w:docDefaults>
-  <w:style w:type="paragraph" w:styleId="Title">
+  <w:latentStyles w:defLockedState="0" w:defUIPriority="99" w:defSemiHidden="0" w:defUnhideWhenUsed="0" w:defQFormat="0" w:count="376">
+    <w:lsdException w:name="Normal" w:uiPriority="0" w:qFormat="1"/>
+    <w:lsdException w:name="heading 1" w:uiPriority="9" w:qFormat="1"/>
+    <w:lsdException w:name="heading 2" w:semiHidden="1" w:uiPriority="9" w:unhideWhenUsed="1" w:qFormat="1"/>
+    <w:lsdException w:name="heading 3" w:semiHidden="1" w:uiPriority="9" w:unhideWhenUsed="1" w:qFormat="1"/>
+    <w:lsdException w:name="heading 4" w:semiHidden="1" w:uiPriority="9" w:unhideWhenUsed="1" w:qFormat="1"/>
+    <w:lsdException w:name="heading 5" w:semiHidden="1" w:uiPriority="9" w:unhideWhenUsed="1" w:qFormat="1"/>
+    <w:lsdException w:name="heading 6" w:semiHidden="1" w:uiPriority="9" w:unhideWhenUsed="1" w:qFormat="1"/>
+    <w:lsdException w:name="heading 7" w:semiHidden="1" w:uiPriority="9" w:unhideWhenUsed="1" w:qFormat="1"/>
+    <w:lsdException w:name="heading 8" w:semiHidden="1" w:uiPriority="9" w:unhideWhenUsed="1" w:qFormat="1"/>
+    <w:lsdException w:name="heading 9" w:semiHidden="1" w:uiPriority="9" w:unhideWhenUsed="1" w:qFormat="1"/>
+    <w:lsdException w:name="index 1" w:semiHidden="1" w:unhideWhenUsed="1"/>
+    <w:lsdException w:name="index 2" w:semiHidden="1" w:unhideWhenUsed="1"/>
+    <w:lsdException w:name="index 3" w:semiHidden="1" w:unhideWhenUsed="1"/>
+    <w:lsdException w:name="index 4" w:semiHidden="1" w:unhideWhenUsed="1"/>
+    <w:lsdException w:name="index 5" w:semiHidden="1" w:unhideWhenUsed="1"/>
+    <w:lsdException w:name="index 6" w:semiHidden="1" w:unhideWhenUsed="1"/>
+    <w:lsdException w:name="index 7" w:semiHidden="1" w:unhideWhenUsed="1"/>
+    <w:lsdException w:name="index 8" w:semiHidden="1" w:unhideWhenUsed="1"/>
+    <w:lsdException w:name="index 9" w:semiHidden="1" w:unhideWhenUsed="1"/>
+    <w:lsdException w:name="toc 1" w:semiHidden="1" w:uiPriority="39" w:unhideWhenUsed="1"/>
+    <w:lsdException w:name="toc 2" w:semiHidden="1" w:uiPriority="39" w:unhideWhenUsed="1"/>
+    <w:lsdException w:name="toc 3" w:semiHidden="1" w:uiPriority="39" w:unhideWhenUsed="1"/>
+    <w:lsdException w:name="toc 4" w:semiHidden="1" w:uiPriority="39" w:unhideWhenUsed="1"/>
+    <w:lsdException w:name="toc 5" w:semiHidden="1" w:uiPriority="39" w:unhideWhenUsed="1"/>
+    <w:lsdException w:name="toc 6" w:semiHidden="1" w:uiPriority="39" w:unhideWhenUsed="1"/>
+    <w:lsdException w:name="toc 7" w:semiHidden="1" w:uiPriority="39" w:unhideWhenUsed="1"/>
+    <w:lsdException w:name="toc 8" w:semiHidden="1" w:uiPriority="39" w:unhideWhenUsed="1"/>
+    <w:lsdException w:name="toc 9" w:semiHidden="1" w:uiPriority="39" w:unhideWhenUsed="1"/>
+    <w:lsdException w:name="Normal Indent" w:semiHidden="1" w:unhideWhenUsed="1"/>
+    <w:lsdException w:name="footnote text" w:semiHidden="1" w:unhideWhenUsed="1"/>
+    <w:lsdException w:name="annotation text" w:semiHidden="1" w:unhideWhenUsed="1"/>
+    <w:lsdException w:name="header" w:semiHidden="1" w:unhideWhenUsed="1"/>
+    <w:lsdException w:name="footer" w:semiHidden="1" w:unhideWhenUsed="1"/>
+    <w:lsdException w:name="index heading" w:semiHidden="1" w:unhideWhenUsed="1"/>
+    <w:lsdException w:name="caption" w:semiHidden="1" w:uiPriority="35" w:unhideWhenUsed="1" w:qFormat="1"/>
+    <w:lsdException w:name="table of figures" w:semiHidden="1" w:unhideWhenUsed="1"/>
+    <w:lsdException w:name="envelope address" w:semiHidden="1" w:unhideWhenUsed="1"/>
+    <w:lsdException w:name="envelope return" w:semiHidden="1" w:unhideWhenUsed="1"/>
+    <w:lsdException w:name="footnote reference" w:semiHidden="1" w:unhideWhenUsed="1"/>
+    <w:lsdException w:name="annotation reference" w:semiHidden="1" w:unhideWhenUsed="1"/>
+    <w:lsdException w:name="line number" w:semiHidden="1" w:unhideWhenUsed="1"/>
+    <w:lsdException w:name="page number" w:semiHidden="1" w:unhideWhenUsed="1"/>
+    <w:lsdException w:name="endnote reference" w:semiHidden="1" w:unhideWhenUsed="1"/>
+    <w:lsdException w:name="endnote text" w:semiHidden="1" w:unhideWhenUsed="1"/>
+    <w:lsdException w:name="table of authorities" w:semiHidden="1" w:unhideWhenUsed="1"/>
+    <w:lsdException w:name="macro" w:semiHidden="1" w:unhideWhenUsed="1"/>
+    <w:lsdException w:name="toa heading" w:semiHidden="1" w:unhideWhenUsed="1"/>
+    <w:lsdException w:name="List" w:semiHidden="1" w:unhideWhenUsed="1"/>
+    <w:lsdException w:name="List Bullet" w:semiHidden="1" w:unhideWhenUsed="1"/>
+    <w:lsdException w:name="List Number" w:semiHidden="1" w:unhideWhenUsed="1"/>
+    <w:lsdException w:name="List 2" w:semiHidden="1" w:unhideWhenUsed="1"/>
+    <w:lsdException w:name="List 3" w:semiHidden="1" w:unhideWhenUsed="1"/>
+    <w:lsdException w:name="List 4" w:semiHidden="1" w:unhideWhenUsed="1"/>
+    <w:lsdException w:name="List 5" w:semiHidden="1" w:unhideWhenUsed="1"/>
+    <w:lsdException w:name="List Bullet 2" w:semiHidden="1" w:unhideWhenUsed="1"/>
+    <w:lsdException w:name="List Bullet 3" w:semiHidden="1" w:unhideWhenUsed="1"/>
+    <w:lsdException w:name="List Bullet 4" w:semiHidden="1" w:unhideWhenUsed="1"/>
+    <w:lsdException w:name="List Bullet 5" w:semiHidden="1" w:unhideWhenUsed="1"/>
+    <w:lsdException w:name="List Number 2" w:semiHidden="1" w:unhideWhenUsed="1"/>
+    <w:lsdException w:name="List Number 3" w:semiHidden="1" w:unhideWhenUsed="1"/>
+    <w:lsdException w:name="List Number 4" w:semiHidden="1" w:unhideWhenUsed="1"/>
+    <w:lsdException w:name="List Number 5" w:semiHidden="1" w:unhideWhenUsed="1"/>
+    <w:lsdException w:name="Title" w:uiPriority="10" w:qFormat="1"/>
+    <w:lsdException w:name="Closing" w:semiHidden="1" w:unhideWhenUsed="1"/>
+    <w:lsdException w:name="Signature" w:semiHidden="1" w:unhideWhenUsed="1"/>
+    <w:lsdException w:name="Default Paragraph Font" w:semiHidden="1" w:uiPriority="1" w:unhideWhenUsed="1"/>
+    <w:lsdException w:name="Body Text" w:semiHidden="1" w:unhideWhenUsed="1"/>
+    <w:lsdException w:name="Body Text Indent" w:semiHidden="1" w:unhideWhenUsed="1"/>
+    <w:lsdException w:name="List Continue" w:semiHidden="1" w:unhideWhenUsed="1"/>
+    <w:lsdException w:name="List Continue 2" w:semiHidden="1" w:unhideWhenUsed="1"/>
+    <w:lsdException w:name="List Continue 3" w:semiHidden="1" w:unhideWhenUsed="1"/>
+    <w:lsdException w:name="List Continue 4" w:semiHidden="1" w:unhideWhenUsed="1"/>
+    <w:lsdException w:name="List Continue 5" w:semiHidden="1" w:unhideWhenUsed="1"/>
+    <w:lsdException w:name="Message Header" w:semiHidden="1" w:unhideWhenUsed="1"/>
+    <w:lsdException w:name="Subtitle" w:uiPriority="11" w:qFormat="1"/>
+    <w:lsdException w:name="Salutation" w:semiHidden="1" w:unhideWhenUsed="1"/>
+    <w:lsdException w:name="Date" w:semiHidden="1" w:unhideWhenUsed="1"/>
+    <w:lsdException w:name="Body Text First Indent" w:semiHidden="1" w:unhideWhenUsed="1"/>
+    <w:lsdException w:name="Body Text First Indent 2" w:semiHidden="1" w:unhideWhenUsed="1"/>
+    <w:lsdException w:name="Note Heading" w:semiHidden="1" w:unhideWhenUsed="1"/>
+    <w:lsdException w:name="Body Text 2" w:semiHidden="1" w:unhideWhenUsed="1"/>
+    <w:lsdException w:name="Body Text 3" w:semiHidden="1" w:unhideWhenUsed="1"/>
+    <w:lsdException w:name="Body Text Indent 2" w:semiHidden="1" w:unhideWhenUsed="1"/>
+    <w:lsdException w:name="Body Text Indent 3" w:semiHidden="1" w:unhideWhenUsed="1"/>
+    <w:lsdException w:name="Block Text" w:semiHidden="1" w:unhideWhenUsed="1"/>
+    <w:lsdException w:name="Hyperlink" w:semiHidden="1" w:unhideWhenUsed="1"/>
+    <w:lsdException w:name="FollowedHyperlink" w:semiHidden="1" w:unhideWhenUsed="1"/>
+    <w:lsdException w:name="Strong" w:uiPriority="22" w:qFormat="1"/>
+    <w:lsdException w:name="Emphasis" w:uiPriority="20" w:qFormat="1"/>
+    <w:lsdException w:name="Document Map" w:semiHidden="1" w:unhideWhenUsed="1"/>
+    <w:lsdException w:name="Plain Text" w:semiHidden="1" w:unhideWhenUsed="1"/>
+    <w:lsdException w:name="E-mail Signature" w:semiHidden="1" w:unhideWhenUsed="1"/>
+    <w:lsdException w:name="HTML Top of Form" w:semiHidden="1" w:unhideWhenUsed="1"/>
+    <w:lsdException w:name="HTML Bottom of Form" w:semiHidden="1" w:unhideWhenUsed="1"/>
+    <w:lsdException w:name="Normal (Web)" w:semiHidden="1" w:unhideWhenUsed="1"/>
+    <w:lsdException w:name="HTML Acronym" w:semiHidden="1" w:unhideWhenUsed="1"/>
+    <w:lsdException w:name="HTML Address" w:semiHidden="1" w:unhideWhenUsed="1"/>
+    <w:lsdException w:name="HTML Cite" w:semiHidden="1" w:unhideWhenUsed="1"/>
+    <w:lsdException w:name="HTML Code" w:semiHidden="1" w:unhideWhenUsed="1"/>
+    <w:lsdException w:name="HTML Definition" w:semiHidden="1" w:unhideWhenUsed="1"/>
+    <w:lsdException w:name="HTML Keyboard" w:semiHidden="1" w:unhideWhenUsed="1"/>
+    <w:lsdException w:name="HTML Preformatted" w:semiHidden="1" w:unhideWhenUsed="1"/>
+    <w:lsdException w:name="HTML Sample" w:semiHidden="1" w:unhideWhenUsed="1"/>
+    <w:lsdException w:name="HTML Typewriter" w:semiHidden="1" w:unhideWhenUsed="1"/>
+    <w:lsdException w:name="HTML Variable" w:semiHidden="1" w:unhideWhenUsed="1"/>
+    <w:lsdException w:name="Normal Table" w:semiHidden="1" w:unhideWhenUsed="1"/>
+    <w:lsdException w:name="annotation subject" w:semiHidden="1" w:unhideWhenUsed="1"/>
+    <w:lsdException w:name="No List" w:semiHidden="1" w:unhideWhenUsed="1"/>
+    <w:lsdException w:name="Outline List 1" w:semiHidden="1" w:unhideWhenUsed="1"/>
+    <w:lsdException w:name="Outline List 2" w:semiHidden="1" w:unhideWhenUsed="1"/>
+    <w:lsdException w:name="Outline List 3" w:semiHidden="1" w:unhideWhenUsed="1"/>
+    <w:lsdException w:name="Table Simple 1" w:semiHidden="1" w:unhideWhenUsed="1"/>
+    <w:lsdException w:name="Table Simple 2" w:semiHidden="1" w:unhideWhenUsed="1"/>
+    <w:lsdException w:name="Table Simple 3" w:semiHidden="1" w:unhideWhenUsed="1"/>
+    <w:lsdException w:name="Table Classic 1" w:semiHidden="1" w:unhideWhenUsed="1"/>
+    <w:lsdException w:name="Table Classic 2" w:semiHidden="1" w:unhideWhenUsed="1"/>
+    <w:lsdException w:name="Table Classic 3" w:semiHidden="1" w:unhideWhenUsed="1"/>
+    <w:lsdException w:name="Table Classic 4" w:semiHidden="1" w:unhideWhenUsed="1"/>
+    <w:lsdException w:name="Table Colorful 1" w:semiHidden="1" w:unhideWhenUsed="1"/>
+    <w:lsdException w:name="Table Colorful 2" w:semiHidden="1" w:unhideWhenUsed="1"/>
+    <w:lsdException w:name="Table Colorful 3" w:semiHidden="1" w:unhideWhenUsed="1"/>
+    <w:lsdException w:name="Table Columns 1" w:semiHidden="1" w:unhideWhenUsed="1"/>
+    <w:lsdException w:name="Table Columns 2" w:semiHidden="1" w:unhideWhenUsed="1"/>
+    <w:lsdException w:name="Table Columns 3" w:semiHidden="1" w:unhideWhenUsed="1"/>
+    <w:lsdException w:name="Table Columns 4" w:semiHidden="1" w:unhideWhenUsed="1"/>
+    <w:lsdException w:name="Table Columns 5" w:semiHidden="1" w:unhideWhenUsed="1"/>
+    <w:lsdException w:name="Table Grid 1" w:semiHidden="1" w:unhideWhenUsed="1"/>
+    <w:lsdException w:name="Table Grid 2" w:semiHidden="1" w:unhideWhenUsed="1"/>
+    <w:lsdException w:name="Table Grid 3" w:semiHidden="1" w:unhideWhenUsed="1"/>
+    <w:lsdException w:name="Table Grid 4" w:semiHidden="1" w:unhideWhenUsed="1"/>
+    <w:lsdException w:name="Table Grid 5" w:semiHidden="1" w:unhideWhenUsed="1"/>
+    <w:lsdException w:name="Table Grid 6" w:semiHidden="1" w:unhideWhenUsed="1"/>
+    <w:lsdException w:name="Table Grid 7" w:semiHidden="1" w:unhideWhenUsed="1"/>
+    <w:lsdException w:name="Table Grid 8" w:semiHidden="1" w:unhideWhenUsed="1"/>
+    <w:lsdException w:name="Table List 1" w:semiHidden="1" w:unhideWhenUsed="1"/>
+    <w:lsdException w:name="Table List 2" w:semiHidden="1" w:unhideWhenUsed="1"/>
+    <w:lsdException w:name="Table List 3" w:semiHidden="1" w:unhideWhenUsed="1"/>
+    <w:lsdException w:name="Table List 4" w:semiHidden="1" w:unhideWhenUsed="1"/>
+    <w:lsdException w:name="Table List 5" w:semiHidden="1" w:unhideWhenUsed="1"/>
+    <w:lsdException w:name="Table List 6" w:semiHidden="1" w:unhideWhenUsed="1"/>
+    <w:lsdException w:name="Table List 7" w:semiHidden="1" w:unhideWhenUsed="1"/>
+    <w:lsdException w:name="Table List 8" w:semiHidden="1" w:unhideWhenUsed="1"/>
+    <w:lsdException w:name="Table 3D effects 1" w:semiHidden="1" w:unhideWhenUsed="1"/>
+    <w:lsdException w:name="Table 3D effects 2" w:semiHidden="1" w:unhideWhenUsed="1"/>
+    <w:lsdException w:name="Table 3D effects 3" w:semiHidden="1" w:unhideWhenUsed="1"/>
+    <w:lsdException w:name="Table Contemporary" w:semiHidden="1" w:unhideWhenUsed="1"/>
+    <w:lsdException w:name="Table Elegant" w:semiHidden="1" w:unhideWhenUsed="1"/>
+    <w:lsdException w:name="Table Professional" w:semiHidden="1" w:unhideWhenUsed="1"/>
+    <w:lsdException w:name="Table Subtle 1" w:semiHidden="1" w:unhideWhenUsed="1"/>
+    <w:lsdException w:name="Table Subtle 2" w:semiHidden="1" w:unhideWhenUsed="1"/>
+    <w:lsdException w:name="Table Web 1" w:semiHidden="1" w:unhideWhenUsed="1"/>
+    <w:lsdException w:name="Table Web 2" w:semiHidden="1" w:unhideWhenUsed="1"/>
+    <w:lsdException w:name="Table Web 3" w:semiHidden="1" w:unhideWhenUsed="1"/>
+    <w:lsdException w:name="Balloon Text" w:semiHidden="1" w:unhideWhenUsed="1"/>
+    <w:lsdException w:name="Table Grid" w:uiPriority="39"/>
+    <w:lsdException w:name="Table Theme" w:semiHidden="1" w:unhideWhenUsed="1"/>
+    <w:lsdException w:name="Placeholder Text" w:semiHidden="1"/>
+    <w:lsdException w:name="No Spacing" w:uiPriority="1" w:qFormat="1"/>
+    <w:lsdException w:name="Light Shading" w:uiPriority="60"/>
+    <w:lsdException w:name="Light List" w:uiPriority="61"/>
+    <w:lsdException w:name="Light Grid" w:uiPriority="62"/>
+    <w:lsdException w:name="Medium Shading 1" w:uiPriority="63"/>
+    <w:lsdException w:name="Medium Shading 2" w:uiPriority="64"/>
+    <w:lsdException w:name="Medium List 1" w:uiPriority="65"/>
+    <w:lsdException w:name="Medium List 2" w:uiPriority="66"/>
+    <w:lsdException w:name="Medium Grid 1" w:uiPriority="67"/>
+    <w:lsdException w:name="Medium Grid 2" w:uiPriority="68"/>
+    <w:lsdException w:name="Medium Grid 3" w:uiPriority="69"/>
+    <w:lsdException w:name="Dark List" w:uiPriority="70"/>
+    <w:lsdException w:name="Colorful Shading" w:uiPriority="71"/>
+    <w:lsdException w:name="Colorful List" w:uiPriority="72"/>
+    <w:lsdException w:name="Colorful Grid" w:uiPriority="73"/>
+    <w:lsdException w:name="Light Shading Accent 1" w:uiPriority="60"/>
+    <w:lsdException w:name="Light List Accent 1" w:uiPriority="61"/>
+    <w:lsdException w:name="Light Grid Accent 1" w:uiPriority="62"/>
+    <w:lsdException w:name="Medium Shading 1 Accent 1" w:uiPriority="63"/>
+    <w:lsdException w:name="Medium Shading 2 Accent 1" w:uiPriority="64"/>
+    <w:lsdException w:name="Medium List 1 Accent 1" w:uiPriority="65"/>
+    <w:lsdException w:name="Revision" w:semiHidden="1"/>
+    <w:lsdException w:name="List Paragraph" w:uiPriority="34" w:qFormat="1"/>
+    <w:lsdException w:name="Quote" w:uiPriority="29" w:qFormat="1"/>
+    <w:lsdException w:name="Intense Quote" w:uiPriority="30" w:qFormat="1"/>
+    <w:lsdException w:name="Medium List 2 Accent 1" w:uiPriority="66"/>
+    <w:lsdException w:name="Medium Grid 1 Accent 1" w:uiPriority="67"/>
+    <w:lsdException w:name="Medium Grid 2 Accent 1" w:uiPriority="68"/>
+    <w:lsdException w:name="Medium Grid 3 Accent 1" w:uiPriority="69"/>
+    <w:lsdException w:name="Dark List Accent 1" w:uiPriority="70"/>
+    <w:lsdException w:name="Colorful Shading Accent 1" w:uiPriority="71"/>
+    <w:lsdException w:name="Colorful List Accent 1" w:uiPriority="72"/>
+    <w:lsdException w:name="Colorful Grid Accent 1" w:uiPriority="73"/>
+    <w:lsdException w:name="Light Shading Accent 2" w:uiPriority="60"/>
+    <w:lsdException w:name="Light List Accent 2" w:uiPriority="61"/>
+    <w:lsdException w:name="Light Grid Accent 2" w:uiPriority="62"/>
+    <w:lsdException w:name="Medium Shading 1 Accent 2" w:uiPriority="63"/>
+    <w:lsdException w:name="Medium Shading 2 Accent 2" w:uiPriority="64"/>
+    <w:lsdException w:name="Medium List 1 Accent 2" w:uiPriority="65"/>
+    <w:lsdException w:name="Medium List 2 Accent 2" w:uiPriority="66"/>
+    <w:lsdException w:name="Medium Grid 1 Accent 2" w:uiPriority="67"/>
+    <w:lsdException w:name="Medium Grid 2 Accent 2" w:uiPriority="68"/>
+    <w:lsdException w:name="Medium Grid 3 Accent 2" w:uiPriority="69"/>
+    <w:lsdException w:name="Dark List Accent 2" w:uiPriority="70"/>
+    <w:lsdException w:name="Colorful Shading Accent 2" w:uiPriority="71"/>
+    <w:lsdException w:name="Colorful List Accent 2" w:uiPriority="72"/>
+    <w:lsdException w:name="Colorful Grid Accent 2" w:uiPriority="73"/>
+    <w:lsdException w:name="Light Shading Accent 3" w:uiPriority="60"/>
+    <w:lsdException w:name="Light List Accent 3" w:uiPriority="61"/>
+    <w:lsdException w:name="Light Grid Accent 3" w:uiPriority="62"/>
+    <w:lsdException w:name="Medium Shading 1 Accent 3" w:uiPriority="63"/>
+    <w:lsdException w:name="Medium Shading 2 Accent 3" w:uiPriority="64"/>
+    <w:lsdException w:name="Medium List 1 Accent 3" w:uiPriority="65"/>
+    <w:lsdException w:name="Medium List 2 Accent 3" w:uiPriority="66"/>
+    <w:lsdException w:name="Medium Grid 1 Accent 3" w:uiPriority="67"/>
+    <w:lsdException w:name="Medium Grid 2 Accent 3" w:uiPriority="68"/>
+    <w:lsdException w:name="Medium Grid 3 Accent 3" w:uiPriority="69"/>
+    <w:lsdException w:name="Dark List Accent 3" w:uiPriority="70"/>
+    <w:lsdException w:name="Colorful Shading Accent 3" w:uiPriority="71"/>
+    <w:lsdException w:name="Colorful List Accent 3" w:uiPriority="72"/>
+    <w:lsdException w:name="Colorful Grid Accent 3" w:uiPriority="73"/>
+    <w:lsdException w:name="Light Shading Accent 4" w:uiPriority="60"/>
+    <w:lsdException w:name="Light List Accent 4" w:uiPriority="61"/>
+    <w:lsdException w:name="Light Grid Accent 4" w:uiPriority="62"/>
+    <w:lsdException w:name="Medium Shading 1 Accent 4" w:uiPriority="63"/>
+    <w:lsdException w:name="Medium Shading 2 Accent 4" w:uiPriority="64"/>
+    <w:lsdException w:name="Medium List 1 Accent 4" w:uiPriority="65"/>
+    <w:lsdException w:name="Medium List 2 Accent 4" w:uiPriority="66"/>
+    <w:lsdException w:name="Medium Grid 1 Accent 4" w:uiPriority="67"/>
+    <w:lsdException w:name="Medium Grid 2 Accent 4" w:uiPriority="68"/>
+    <w:lsdException w:name="Medium Grid 3 Accent 4" w:uiPriority="69"/>
+    <w:lsdException w:name="Dark List Accent 4" w:uiPriority="70"/>
+    <w:lsdException w:name="Colorful Shading Accent 4" w:uiPriority="71"/>
+    <w:lsdException w:name="Colorful List Accent 4" w:uiPriority="72"/>
+    <w:lsdException w:name="Colorful Grid Accent 4" w:uiPriority="73"/>
+    <w:lsdException w:name="Light Shading Accent 5" w:uiPriority="60"/>
+    <w:lsdException w:name="Light List Accent 5" w:uiPriority="61"/>
+    <w:lsdException w:name="Light Grid Accent 5" w:uiPriority="62"/>
+    <w:lsdException w:name="Medium Shading 1 Accent 5" w:uiPriority="63"/>
+    <w:lsdException w:name="Medium Shading 2 Accent 5" w:uiPriority="64"/>
+    <w:lsdException w:name="Medium List 1 Accent 5" w:uiPriority="65"/>
+    <w:lsdException w:name="Medium List 2 Accent 5" w:uiPriority="66"/>
+    <w:lsdException w:name="Medium Grid 1 Accent 5" w:uiPriority="67"/>
+    <w:lsdException w:name="Medium Grid 2 Accent 5" w:uiPriority="68"/>
+    <w:lsdException w:name="Medium Grid 3 Accent 5" w:uiPriority="69"/>
+    <w:lsdException w:name="Dark List Accent 5" w:uiPriority="70"/>
+    <w:lsdException w:name="Colorful Shading Accent 5" w:uiPriority="71"/>
+    <w:lsdException w:name="Colorful List Accent 5" w:uiPriority="72"/>
+    <w:lsdException w:name="Colorful Grid Accent 5" w:uiPriority="73"/>
+    <w:lsdException w:name="Light Shading Accent 6" w:uiPriority="60"/>
+    <w:lsdException w:name="Light List Accent 6" w:uiPriority="61"/>
+    <w:lsdException w:name="Light Grid Accent 6" w:uiPriority="62"/>
+    <w:lsdException w:name="Medium Shading 1 Accent 6" w:uiPriority="63"/>
+    <w:lsdException w:name="Medium Shading 2 Accent 6" w:uiPriority="64"/>
+    <w:lsdException w:name="Medium List 1 Accent 6" w:uiPriority="65"/>
+    <w:lsdException w:name="Medium List 2 Accent 6" w:uiPriority="66"/>
+    <w:lsdException w:name="Medium Grid 1 Accent 6" w:uiPriority="67"/>
+    <w:lsdException w:name="Medium Grid 2 Accent 6" w:uiPriority="68"/>
+    <w:lsdException w:name="Medium Grid 3 Accent 6" w:uiPriority="69"/>
+    <w:lsdException w:name="Dark List Accent 6" w:uiPriority="70"/>
+    <w:lsdException w:name="Colorful Shading Accent 6" w:uiPriority="71"/>
+    <w:lsdException w:name="Colorful List Accent 6" w:uiPriority="72"/>
+    <w:lsdException w:name="Colorful Grid Accent 6" w:uiPriority="73"/>
+    <w:lsdException w:name="Subtle Emphasis" w:uiPriority="19" w:qFormat="1"/>
+    <w:lsdException w:name="Intense Emphasis" w:uiPriority="21" w:qFormat="1"/>
+    <w:lsdException w:name="Subtle Reference" w:uiPriority="31" w:qFormat="1"/>
+    <w:lsdException w:name="Intense Reference" w:uiPriority="32" w:qFormat="1"/>
+    <w:lsdException w:name="Book Title" w:uiPriority="33" w:qFormat="1"/>
+    <w:lsdException w:name="Bibliography" w:semiHidden="1" w:uiPriority="37" w:unhideWhenUsed="1"/>
+    <w:lsdException w:name="TOC Heading" w:semiHidden="1" w:uiPriority="39" w:unhideWhenUsed="1" w:qFormat="1"/>
+    <w:lsdException w:name="Plain Table 1" w:uiPriority="41"/>
+    <w:lsdException w:name="Plain Table 2" w:uiPriority="42"/>
+    <w:lsdException w:name="Plain Table 3" w:uiPriority="43"/>
+    <w:lsdException w:name="Plain Table 4" w:uiPriority="44"/>
+    <w:lsdException w:name="Plain Table 5" w:uiPriority="45"/>
+    <w:lsdException w:name="Grid Table Light" w:uiPriority="40"/>
+    <w:lsdException w:name="Grid Table 1 Light" w:uiPriority="46"/>
+    <w:lsdException w:name="Grid Table 2" w:uiPriority="47"/>
+    <w:lsdException w:name="Grid Table 3" w:uiPriority="48"/>
+    <w:lsdException w:name="Grid Table 4" w:uiPriority="49"/>
+    <w:lsdException w:name="Grid Table 5 Dark" w:uiPriority="50"/>
+    <w:lsdException w:name="Grid Table 6 Colorful" w:uiPriority="51"/>
+    <w:lsdException w:name="Grid Table 7 Colorful" w:uiPriority="52"/>
+    <w:lsdException w:name="Grid Table 1 Light Accent 1" w:uiPriority="46"/>
+    <w:lsdException w:name="Grid Table 2 Accent 1" w:uiPriority="47"/>
+    <w:lsdException w:name="Grid Table 3 Accent 1" w:uiPriority="48"/>
+    <w:lsdException w:name="Grid Table 4 Accent 1" w:uiPriority="49"/>
+    <w:lsdException w:name="Grid Table 5 Dark Accent 1" w:uiPriority="50"/>
+    <w:lsdException w:name="Grid Table 6 Colorful Accent 1" w:uiPriority="51"/>
+    <w:lsdException w:name="Grid Table 7 Colorful Accent 1" w:uiPriority="52"/>
+    <w:lsdException w:name="Grid Table 1 Light Accent 2" w:uiPriority="46"/>
+    <w:lsdException w:name="Grid Table 2 Accent 2" w:uiPriority="47"/>
+    <w:lsdException w:name="Grid Table 3 Accent 2" w:uiPriority="48"/>
+    <w:lsdException w:name="Grid Table 4 Accent 2" w:uiPriority="49"/>
+    <w:lsdException w:name="Grid Table 5 Dark Accent 2" w:uiPriority="50"/>
+    <w:lsdException w:name="Grid Table 6 Colorful Accent 2" w:uiPriority="51"/>
+    <w:lsdException w:name="Grid Table 7 Colorful Accent 2" w:uiPriority="52"/>
+    <w:lsdException w:name="Grid Table 1 Light Accent 3" w:uiPriority="46"/>
+    <w:lsdException w:name="Grid Table 2 Accent 3" w:uiPriority="47"/>
+    <w:lsdException w:name="Grid Table 3 Accent 3" w:uiPriority="48"/>
+    <w:lsdException w:name="Grid Table 4 Accent 3" w:uiPriority="49"/>
+    <w:lsdException w:name="Grid Table 5 Dark Accent 3" w:uiPriority="50"/>
+    <w:lsdException w:name="Grid Table 6 Colorful Accent 3" w:uiPriority="51"/>
+    <w:lsdException w:name="Grid Table 7 Colorful Accent 3" w:uiPriority="52"/>
+    <w:lsdException w:name="Grid Table 1 Light Accent 4" w:uiPriority="46"/>
+    <w:lsdException w:name="Grid Table 2 Accent 4" w:uiPriority="47"/>
+    <w:lsdException w:name="Grid Table 3 Accent 4" w:uiPriority="48"/>
+    <w:lsdException w:name="Grid Table 4 Accent 4" w:uiPriority="49"/>
+    <w:lsdException w:name="Grid Table 5 Dark Accent 4" w:uiPriority="50"/>
+    <w:lsdException w:name="Grid Table 6 Colorful Accent 4" w:uiPriority="51"/>
+    <w:lsdException w:name="Grid Table 7 Colorful Accent 4" w:uiPriority="52"/>
+    <w:lsdException w:name="Grid Table 1 Light Accent 5" w:uiPriority="46"/>
+    <w:lsdException w:name="Grid Table 2 Accent 5" w:uiPriority="47"/>
+    <w:lsdException w:name="Grid Table 3 Accent 5" w:uiPriority="48"/>
+    <w:lsdException w:name="Grid Table 4 Accent 5" w:uiPriority="49"/>
+    <w:lsdException w:name="Grid Table 5 Dark Accent 5" w:uiPriority="50"/>
+    <w:lsdException w:name="Grid Table 6 Colorful Accent 5" w:uiPriority="51"/>
+    <w:lsdException w:name="Grid Table 7 Colorful Accent 5" w:uiPriority="52"/>
+    <w:lsdException w:name="Grid Table 1 Light Accent 6" w:uiPriority="46"/>
+    <w:lsdException w:name="Grid Table 2 Accent 6" w:uiPriority="47"/>
+    <w:lsdException w:name="Grid Table 3 Accent 6" w:uiPriority="48"/>
+    <w:lsdException w:name="Grid Table 4 Accent 6" w:uiPriority="49"/>
+    <w:lsdException w:name="Grid Table 5 Dark Accent 6" w:uiPriority="50"/>
+    <w:lsdException w:name="Grid Table 6 Colorful Accent 6" w:uiPriority="51"/>
+    <w:lsdException w:name="Grid Table 7 Colorful Accent 6" w:uiPriority="52"/>
+    <w:lsdException w:name="List Table 1 Light" w:uiPriority="46"/>
+    <w:lsdException w:name="List Table 2" w:uiPriority="47"/>
+    <w:lsdException w:name="List Table 3" w:uiPriority="48"/>
+    <w:lsdException w:name="List Table 4" w:uiPriority="49"/>
+    <w:lsdException w:name="List Table 5 Dark" w:uiPriority="50"/>
+    <w:lsdException w:name="List Table 6 Colorful" w:uiPriority="51"/>
+    <w:lsdException w:name="List Table 7 Colorful" w:uiPriority="52"/>
+    <w:lsdException w:name="List Table 1 Light Accent 1" w:uiPriority="46"/>
+    <w:lsdException w:name="List Table 2 Accent 1" w:uiPriority="47"/>
+    <w:lsdException w:name="List Table 3 Accent 1" w:uiPriority="48"/>
+    <w:lsdException w:name="List Table 4 Accent 1" w:uiPriority="49"/>
+    <w:lsdException w:name="List Table 5 Dark Accent 1" w:uiPriority="50"/>
+    <w:lsdException w:name="List Table 6 Colorful Accent 1" w:uiPriority="51"/>
+    <w:lsdException w:name="List Table 7 Colorful Accent 1" w:uiPriority="52"/>
+    <w:lsdException w:name="List Table 1 Light Accent 2" w:uiPriority="46"/>
+    <w:lsdException w:name="List Table 2 Accent 2" w:uiPriority="47"/>
+    <w:lsdException w:name="List Table 3 Accent 2" w:uiPriority="48"/>
+    <w:lsdException w:name="List Table 4 Accent 2" w:uiPriority="49"/>
+    <w:lsdException w:name="List Table 5 Dark Accent 2" w:uiPriority="50"/>
+    <w:lsdException w:name="List Table 6 Colorful Accent 2" w:uiPriority="51"/>
+    <w:lsdException w:name="List Table 7 Colorful Accent 2" w:uiPriority="52"/>
+    <w:lsdException w:name="List Table 1 Light Accent 3" w:uiPriority="46"/>
+    <w:lsdException w:name="List Table 2 Accent 3" w:uiPriority="47"/>
+    <w:lsdException w:name="List Table 3 Accent 3" w:uiPriority="48"/>
+    <w:lsdException w:name="List Table 4 Accent 3" w:uiPriority="49"/>
+    <w:lsdException w:name="List Table 5 Dark Accent 3" w:uiPriority="50"/>
+    <w:lsdException w:name="List Table 6 Colorful Accent 3" w:uiPriority="51"/>
+    <w:lsdException w:name="List Table 7 Colorful Accent 3" w:uiPriority="52"/>
+    <w:lsdException w:name="List Table 1 Light Accent 4" w:uiPriority="46"/>
+    <w:lsdException w:name="List Table 2 Accent 4" w:uiPriority="47"/>
+    <w:lsdException w:name="List Table 3 Accent 4" w:uiPriority="48"/>
+    <w:lsdException w:name="List Table 4 Accent 4" w:uiPriority="49"/>
+    <w:lsdException w:name="List Table 5 Dark Accent 4" w:uiPriority="50"/>
+    <w:lsdException w:name="List Table 6 Colorful Accent 4" w:uiPriority="51"/>
+    <w:lsdException w:name="List Table 7 Colorful Accent 4" w:uiPriority="52"/>
+    <w:lsdException w:name="List Table 1 Light Accent 5" w:uiPriority="46"/>
+    <w:lsdException w:name="List Table 2 Accent 5" w:uiPriority="47"/>
+    <w:lsdException w:name="List Table 3 Accent 5" w:uiPriority="48"/>
+    <w:lsdException w:name="List Table 4 Accent 5" w:uiPriority="49"/>
+    <w:lsdException w:name="List Table 5 Dark Accent 5" w:uiPriority="50"/>
+    <w:lsdException w:name="List Table 6 Colorful Accent 5" w:uiPriority="51"/>
+    <w:lsdException w:name="List Table 7 Colorful Accent 5" w:uiPriority="52"/>
+    <w:lsdException w:name="List Table 1 Light Accent 6" w:uiPriority="46"/>
+    <w:lsdException w:name="List Table 2 Accent 6" w:uiPriority="47"/>
+    <w:lsdException w:name="List Table 3 Accent 6" w:uiPriority="48"/>
+    <w:lsdException w:name="List Table 4 Accent 6" w:uiPriority="49"/>
+    <w:lsdException w:name="List Table 5 Dark Accent 6" w:uiPriority="50"/>
+    <w:lsdException w:name="List Table 6 Colorful Accent 6" w:uiPriority="51"/>
+    <w:lsdException w:name="List Table 7 Colorful Accent 6" w:uiPriority="52"/>
+    <w:lsdException w:name="Mention" w:semiHidden="1" w:unhideWhenUsed="1"/>
+    <w:lsdException w:name="Smart Hyperlink" w:semiHidden="1" w:unhideWhenUsed="1"/>
+    <w:lsdException w:name="Hashtag" w:semiHidden="1" w:unhideWhenUsed="1"/>
+    <w:lsdException w:name="Unresolved Mention" w:semiHidden="1" w:unhideWhenUsed="1"/>
+    <w:lsdException w:name="Smart Link" w:semiHidden="1" w:unhideWhenUsed="1"/>
+  </w:latentStyles>
+  <w:style w:type="paragraph" w:default="1" w:styleId="Normal">
+    <w:name w:val="Normal"/>
+    <w:qFormat/>
+  </w:style>
+  <w:style w:type="paragraph" w:styleId="Ttulo1">
+    <w:name w:val="heading 1"/>
+    <w:uiPriority w:val="9"/>
+    <w:qFormat/>
+    <w:pPr>
+      <w:outlineLvl w:val="0"/>
+    </w:pPr>
+    <w:rPr>
+      <w:color w:val="2E74B5"/>
+      <w:sz w:val="32"/>
+      <w:szCs w:val="32"/>
+    </w:rPr>
+  </w:style>
+  <w:style w:type="paragraph" w:styleId="Ttulo2">
+    <w:name w:val="heading 2"/>
+    <w:uiPriority w:val="9"/>
+    <w:unhideWhenUsed/>
+    <w:qFormat/>
+    <w:pPr>
+      <w:outlineLvl w:val="1"/>
+    </w:pPr>
+    <w:rPr>
+      <w:color w:val="2E74B5"/>
+      <w:sz w:val="26"/>
+      <w:szCs w:val="26"/>
+    </w:rPr>
+  </w:style>
+  <w:style w:type="paragraph" w:styleId="Ttulo3">
+    <w:name w:val="heading 3"/>
+    <w:uiPriority w:val="9"/>
+    <w:semiHidden/>
+    <w:unhideWhenUsed/>
+    <w:qFormat/>
+    <w:pPr>
+      <w:outlineLvl w:val="2"/>
+    </w:pPr>
+    <w:rPr>
+      <w:color w:val="1F4D78"/>
+      <w:sz w:val="24"/>
+      <w:szCs w:val="24"/>
+    </w:rPr>
+  </w:style>
+  <w:style w:type="paragraph" w:styleId="Ttulo4">
+    <w:name w:val="heading 4"/>
+    <w:uiPriority w:val="9"/>
+    <w:semiHidden/>
+    <w:unhideWhenUsed/>
+    <w:qFormat/>
+    <w:pPr>
+      <w:outlineLvl w:val="3"/>
+    </w:pPr>
+    <w:rPr>
+      <w:i/>
+      <w:iCs/>
+      <w:color w:val="2E74B5"/>
+    </w:rPr>
+  </w:style>
+  <w:style w:type="paragraph" w:styleId="Ttulo5">
+    <w:name w:val="heading 5"/>
+    <w:uiPriority w:val="9"/>
+    <w:semiHidden/>
+    <w:unhideWhenUsed/>
+    <w:qFormat/>
+    <w:pPr>
+      <w:outlineLvl w:val="4"/>
+    </w:pPr>
+    <w:rPr>
+      <w:color w:val="2E74B5"/>
+    </w:rPr>
+  </w:style>
+  <w:style w:type="paragraph" w:styleId="Ttulo6">
+    <w:name w:val="heading 6"/>
+    <w:uiPriority w:val="9"/>
+    <w:semiHidden/>
+    <w:unhideWhenUsed/>
+    <w:qFormat/>
+    <w:pPr>
+      <w:outlineLvl w:val="5"/>
+    </w:pPr>
+    <w:rPr>
+      <w:color w:val="1F4D78"/>
+    </w:rPr>
+  </w:style>
+  <w:style w:type="character" w:default="1" w:styleId="Fontepargpadro">
+    <w:name w:val="Default Paragraph Font"/>
+    <w:uiPriority w:val="1"/>
+    <w:semiHidden/>
+    <w:unhideWhenUsed/>
+  </w:style>
+  <w:style w:type="table" w:default="1" w:styleId="Tabelanormal">
+    <w:name w:val="Normal Table"/>
+    <w:uiPriority w:val="99"/>
+    <w:semiHidden/>
+    <w:unhideWhenUsed/>
+    <w:tblPr>
+      <w:tblInd w:w="0" w:type="dxa"/>
+      <w:tblCellMar>
+        <w:top w:w="0" w:type="dxa"/>
+        <w:left w:w="108" w:type="dxa"/>
+        <w:bottom w:w="0" w:type="dxa"/>
+        <w:right w:w="108" w:type="dxa"/>
+      </w:tblCellMar>
+    </w:tblPr>
+  </w:style>
+  <w:style w:type="numbering" w:default="1" w:styleId="Semlista">
+    <w:name w:val="No List"/>
+    <w:uiPriority w:val="99"/>
+    <w:semiHidden/>
+    <w:unhideWhenUsed/>
+  </w:style>
+  <w:style w:type="paragraph" w:styleId="Ttulo">
     <w:name w:val="Title"/>
-    <w:basedOn w:val="Normal"/>
-    <w:next w:val="Normal"/>
+    <w:uiPriority w:val="10"/>
     <w:qFormat/>
     <w:rPr>
       <w:sz w:val="56"/>
       <w:szCs w:val="56"/>
     </w:rPr>
   </w:style>
-  <w:style w:type="paragraph" w:styleId="Heading1">
-    <w:name w:val="Heading 1"/>
-    <w:basedOn w:val="Normal"/>
-    <w:next w:val="Normal"/>
-    <w:qFormat/>
-    <w:rPr>
-      <w:color w:val="2E74B5"/>
-      <w:sz w:val="32"/>
-      <w:szCs w:val="32"/>
-    </w:rPr>
-  </w:style>
-  <w:style w:type="paragraph" w:styleId="Heading2">
-    <w:name w:val="Heading 2"/>
-    <w:basedOn w:val="Normal"/>
-    <w:next w:val="Normal"/>
-    <w:qFormat/>
-    <w:rPr>
-      <w:color w:val="2E74B5"/>
-      <w:sz w:val="26"/>
-      <w:szCs w:val="26"/>
-    </w:rPr>
-  </w:style>
-  <w:style w:type="paragraph" w:styleId="Heading3">
-    <w:name w:val="Heading 3"/>
-    <w:basedOn w:val="Normal"/>
-    <w:next w:val="Normal"/>
-    <w:qFormat/>
-    <w:rPr>
-      <w:color w:val="1F4D78"/>
-      <w:sz w:val="24"/>
-      <w:szCs w:val="24"/>
-    </w:rPr>
-  </w:style>
-  <w:style w:type="paragraph" w:styleId="Heading4">
-    <w:name w:val="Heading 4"/>
-    <w:basedOn w:val="Normal"/>
-    <w:next w:val="Normal"/>
-    <w:qFormat/>
-    <w:rPr>
-      <w:i/>
-      <w:iCs/>
-      <w:color w:val="2E74B5"/>
-    </w:rPr>
-  </w:style>
-  <w:style w:type="paragraph" w:styleId="Heading5">
-    <w:name w:val="Heading 5"/>
-    <w:basedOn w:val="Normal"/>
-    <w:next w:val="Normal"/>
-    <w:qFormat/>
-    <w:rPr>
-      <w:color w:val="2E74B5"/>
-    </w:rPr>
-  </w:style>
-  <w:style w:type="paragraph" w:styleId="Heading6">
-    <w:name w:val="Heading 6"/>
-    <w:basedOn w:val="Normal"/>
-    <w:next w:val="Normal"/>
-    <w:qFormat/>
-    <w:rPr>
-      <w:color w:val="1F4D78"/>
-    </w:rPr>
-  </w:style>
-  <w:style w:type="paragraph" w:styleId="Strong">
-    <w:name w:val="Strong"/>
-    <w:basedOn w:val="Normal"/>
-    <w:next w:val="Normal"/>
+  <w:style w:type="paragraph" w:customStyle="1" w:styleId="Forte1">
+    <w:name w:val="Forte1"/>
     <w:qFormat/>
     <w:rPr>
       <w:b/>
       <w:bCs/>
     </w:rPr>
   </w:style>
-  <w:style w:type="paragraph" w:styleId="ListParagraph">
+  <w:style w:type="paragraph" w:styleId="PargrafodaLista">
     <w:name w:val="List Paragraph"/>
-    <w:basedOn w:val="Normal"/>
     <w:qFormat/>
   </w:style>
   <w:style w:type="character" w:styleId="Hyperlink">
     <w:name w:val="Hyperlink"/>
-    <w:basedOn w:val="DefaultParagraphFont"/>
     <w:uiPriority w:val="99"/>
     <w:unhideWhenUsed/>
     <w:rPr>
@@ -1546,9 +2036,8 @@
       <w:u w:val="single"/>
     </w:rPr>
   </w:style>
-  <w:style w:type="character" w:styleId="FootnoteReference">
+  <w:style w:type="character" w:styleId="Refdenotaderodap">
     <w:name w:val="footnote reference"/>
-    <w:basedOn w:val="DefaultParagraphFont"/>
     <w:uiPriority w:val="99"/>
     <w:semiHidden/>
     <w:unhideWhenUsed/>
@@ -1556,25 +2045,16 @@
       <w:vertAlign w:val="superscript"/>
     </w:rPr>
   </w:style>
-  <w:style w:type="paragraph" w:styleId="FootnoteText">
+  <w:style w:type="paragraph" w:styleId="Textodenotaderodap">
     <w:name w:val="footnote text"/>
-    <w:basedOn w:val="Normal"/>
-    <w:link w:val="FootnoteTextChar"/>
+    <w:link w:val="TextodenotaderodapChar"/>
     <w:uiPriority w:val="99"/>
     <w:semiHidden/>
     <w:unhideWhenUsed/>
-    <w:pPr>
-      <w:spacing w:after="0" w:line="240" w:lineRule="auto"/>
-    </w:pPr>
-    <w:rPr>
-      <w:sz w:val="20"/>
-      <w:szCs w:val="20"/>
-    </w:rPr>
   </w:style>
-  <w:style w:type="character" w:styleId="FootnoteTextChar">
-    <w:name w:val="Footnote Text Char"/>
-    <w:basedOn w:val="DefaultParagraphFont"/>
-    <w:link w:val="FootnoteText"/>
+  <w:style w:type="character" w:customStyle="1" w:styleId="TextodenotaderodapChar">
+    <w:name w:val="Texto de nota de rodapé Char"/>
+    <w:link w:val="Textodenotaderodap"/>
     <w:uiPriority w:val="99"/>
     <w:semiHidden/>
     <w:unhideWhenUsed/>
@@ -1583,9 +2063,8 @@
       <w:szCs w:val="20"/>
     </w:rPr>
   </w:style>
-  <w:style w:type="character" w:styleId="EndnoteReference">
+  <w:style w:type="character" w:styleId="Refdenotadefim">
     <w:name w:val="endnote reference"/>
-    <w:basedOn w:val="DefaultParagraphFont"/>
     <w:uiPriority w:val="99"/>
     <w:semiHidden/>
     <w:unhideWhenUsed/>
@@ -1593,25 +2072,16 @@
       <w:vertAlign w:val="superscript"/>
     </w:rPr>
   </w:style>
-  <w:style w:type="paragraph" w:styleId="EndnoteText">
+  <w:style w:type="paragraph" w:styleId="Textodenotadefim">
     <w:name w:val="endnote text"/>
-    <w:basedOn w:val="Normal"/>
-    <w:link w:val="EndnoteTextChar"/>
+    <w:link w:val="TextodenotadefimChar"/>
     <w:uiPriority w:val="99"/>
     <w:semiHidden/>
     <w:unhideWhenUsed/>
-    <w:pPr>
-      <w:spacing w:after="0" w:line="240" w:lineRule="auto"/>
-    </w:pPr>
-    <w:rPr>
-      <w:sz w:val="20"/>
-      <w:szCs w:val="20"/>
-    </w:rPr>
   </w:style>
-  <w:style w:type="character" w:styleId="EndnoteTextChar">
-    <w:name w:val="Endnote Text Char"/>
-    <w:basedOn w:val="DefaultParagraphFont"/>
-    <w:link w:val="EndnoteText"/>
+  <w:style w:type="character" w:customStyle="1" w:styleId="TextodenotadefimChar">
+    <w:name w:val="Texto de nota de fim Char"/>
+    <w:link w:val="Textodenotadefim"/>
     <w:uiPriority w:val="99"/>
     <w:semiHidden/>
     <w:unhideWhenUsed/>
@@ -1621,4 +2091,319 @@
     </w:rPr>
   </w:style>
 </w:styles>
+</file>
+
+<file path=word/theme/theme1.xml><?xml version="1.0" encoding="utf-8"?>
+<a:theme xmlns:a="http://schemas.openxmlformats.org/drawingml/2006/main" name="Tema do Office">
+  <a:themeElements>
+    <a:clrScheme name="Office">
+      <a:dk1>
+        <a:sysClr val="windowText" lastClr="000000"/>
+      </a:dk1>
+      <a:lt1>
+        <a:sysClr val="window" lastClr="FFFFFF"/>
+      </a:lt1>
+      <a:dk2>
+        <a:srgbClr val="0E2841"/>
+      </a:dk2>
+      <a:lt2>
+        <a:srgbClr val="E8E8E8"/>
+      </a:lt2>
+      <a:accent1>
+        <a:srgbClr val="156082"/>
+      </a:accent1>
+      <a:accent2>
+        <a:srgbClr val="E97132"/>
+      </a:accent2>
+      <a:accent3>
+        <a:srgbClr val="196B24"/>
+      </a:accent3>
+      <a:accent4>
+        <a:srgbClr val="0F9ED5"/>
+      </a:accent4>
+      <a:accent5>
+        <a:srgbClr val="A02B93"/>
+      </a:accent5>
+      <a:accent6>
+        <a:srgbClr val="4EA72E"/>
+      </a:accent6>
+      <a:hlink>
+        <a:srgbClr val="467886"/>
+      </a:hlink>
+      <a:folHlink>
+        <a:srgbClr val="96607D"/>
+      </a:folHlink>
+    </a:clrScheme>
+    <a:fontScheme name="Office">
+      <a:majorFont>
+        <a:latin typeface="Aptos Display" panose="02110004020202020204"/>
+        <a:ea typeface=""/>
+        <a:cs typeface=""/>
+        <a:font script="Jpan" typeface="游ゴシック Light"/>
+        <a:font script="Hang" typeface="맑은 고딕"/>
+        <a:font script="Hans" typeface="等线 Light"/>
+        <a:font script="Hant" typeface="新細明體"/>
+        <a:font script="Arab" typeface="Times New Roman"/>
+        <a:font script="Hebr" typeface="Times New Roman"/>
+        <a:font script="Thai" typeface="Angsana New"/>
+        <a:font script="Ethi" typeface="Nyala"/>
+        <a:font script="Beng" typeface="Vrinda"/>
+        <a:font script="Gujr" typeface="Shruti"/>
+        <a:font script="Khmr" typeface="MoolBoran"/>
+        <a:font script="Knda" typeface="Tunga"/>
+        <a:font script="Guru" typeface="Raavi"/>
+        <a:font script="Cans" typeface="Euphemia"/>
+        <a:font script="Cher" typeface="Plantagenet Cherokee"/>
+        <a:font script="Yiii" typeface="Microsoft Yi Baiti"/>
+        <a:font script="Tibt" typeface="Microsoft Himalaya"/>
+        <a:font script="Thaa" typeface="MV Boli"/>
+        <a:font script="Deva" typeface="Mangal"/>
+        <a:font script="Telu" typeface="Gautami"/>
+        <a:font script="Taml" typeface="Latha"/>
+        <a:font script="Syrc" typeface="Estrangelo Edessa"/>
+        <a:font script="Orya" typeface="Kalinga"/>
+        <a:font script="Mlym" typeface="Kartika"/>
+        <a:font script="Laoo" typeface="DokChampa"/>
+        <a:font script="Sinh" typeface="Iskoola Pota"/>
+        <a:font script="Mong" typeface="Mongolian Baiti"/>
+        <a:font script="Viet" typeface="Times New Roman"/>
+        <a:font script="Uigh" typeface="Microsoft Uighur"/>
+        <a:font script="Geor" typeface="Sylfaen"/>
+        <a:font script="Armn" typeface="Arial"/>
+        <a:font script="Bugi" typeface="Leelawadee UI"/>
+        <a:font script="Bopo" typeface="Microsoft JhengHei"/>
+        <a:font script="Java" typeface="Javanese Text"/>
+        <a:font script="Lisu" typeface="Segoe UI"/>
+        <a:font script="Mymr" typeface="Myanmar Text"/>
+        <a:font script="Nkoo" typeface="Ebrima"/>
+        <a:font script="Olck" typeface="Nirmala UI"/>
+        <a:font script="Osma" typeface="Ebrima"/>
+        <a:font script="Phag" typeface="Phagspa"/>
+        <a:font script="Syrn" typeface="Estrangelo Edessa"/>
+        <a:font script="Syrj" typeface="Estrangelo Edessa"/>
+        <a:font script="Syre" typeface="Estrangelo Edessa"/>
+        <a:font script="Sora" typeface="Nirmala UI"/>
+        <a:font script="Tale" typeface="Microsoft Tai Le"/>
+        <a:font script="Talu" typeface="Microsoft New Tai Lue"/>
+        <a:font script="Tfng" typeface="Ebrima"/>
+      </a:majorFont>
+      <a:minorFont>
+        <a:latin typeface="Aptos" panose="02110004020202020204"/>
+        <a:ea typeface=""/>
+        <a:cs typeface=""/>
+        <a:font script="Jpan" typeface="游明朝"/>
+        <a:font script="Hang" typeface="맑은 고딕"/>
+        <a:font script="Hans" typeface="等线"/>
+        <a:font script="Hant" typeface="新細明體"/>
+        <a:font script="Arab" typeface="Arial"/>
+        <a:font script="Hebr" typeface="Arial"/>
+        <a:font script="Thai" typeface="Cordia New"/>
+        <a:font script="Ethi" typeface="Nyala"/>
+        <a:font script="Beng" typeface="Vrinda"/>
+        <a:font script="Gujr" typeface="Shruti"/>
+        <a:font script="Khmr" typeface="DaunPenh"/>
+        <a:font script="Knda" typeface="Tunga"/>
+        <a:font script="Guru" typeface="Raavi"/>
+        <a:font script="Cans" typeface="Euphemia"/>
+        <a:font script="Cher" typeface="Plantagenet Cherokee"/>
+        <a:font script="Yiii" typeface="Microsoft Yi Baiti"/>
+        <a:font script="Tibt" typeface="Microsoft Himalaya"/>
+        <a:font script="Thaa" typeface="MV Boli"/>
+        <a:font script="Deva" typeface="Mangal"/>
+        <a:font script="Telu" typeface="Gautami"/>
+        <a:font script="Taml" typeface="Latha"/>
+        <a:font script="Syrc" typeface="Estrangelo Edessa"/>
+        <a:font script="Orya" typeface="Kalinga"/>
+        <a:font script="Mlym" typeface="Kartika"/>
+        <a:font script="Laoo" typeface="DokChampa"/>
+        <a:font script="Sinh" typeface="Iskoola Pota"/>
+        <a:font script="Mong" typeface="Mongolian Baiti"/>
+        <a:font script="Viet" typeface="Arial"/>
+        <a:font script="Uigh" typeface="Microsoft Uighur"/>
+        <a:font script="Geor" typeface="Sylfaen"/>
+        <a:font script="Armn" typeface="Arial"/>
+        <a:font script="Bugi" typeface="Leelawadee UI"/>
+        <a:font script="Bopo" typeface="Microsoft JhengHei"/>
+        <a:font script="Java" typeface="Javanese Text"/>
+        <a:font script="Lisu" typeface="Segoe UI"/>
+        <a:font script="Mymr" typeface="Myanmar Text"/>
+        <a:font script="Nkoo" typeface="Ebrima"/>
+        <a:font script="Olck" typeface="Nirmala UI"/>
+        <a:font script="Osma" typeface="Ebrima"/>
+        <a:font script="Phag" typeface="Phagspa"/>
+        <a:font script="Syrn" typeface="Estrangelo Edessa"/>
+        <a:font script="Syrj" typeface="Estrangelo Edessa"/>
+        <a:font script="Syre" typeface="Estrangelo Edessa"/>
+        <a:font script="Sora" typeface="Nirmala UI"/>
+        <a:font script="Tale" typeface="Microsoft Tai Le"/>
+        <a:font script="Talu" typeface="Microsoft New Tai Lue"/>
+        <a:font script="Tfng" typeface="Ebrima"/>
+      </a:minorFont>
+    </a:fontScheme>
+    <a:fmtScheme name="Office">
+      <a:fillStyleLst>
+        <a:solidFill>
+          <a:schemeClr val="phClr"/>
+        </a:solidFill>
+        <a:gradFill rotWithShape="1">
+          <a:gsLst>
+            <a:gs pos="0">
+              <a:schemeClr val="phClr">
+                <a:lumMod val="110000"/>
+                <a:satMod val="105000"/>
+                <a:tint val="67000"/>
+              </a:schemeClr>
+            </a:gs>
+            <a:gs pos="50000">
+              <a:schemeClr val="phClr">
+                <a:lumMod val="105000"/>
+                <a:satMod val="103000"/>
+                <a:tint val="73000"/>
+              </a:schemeClr>
+            </a:gs>
+            <a:gs pos="100000">
+              <a:schemeClr val="phClr">
+                <a:lumMod val="105000"/>
+                <a:satMod val="109000"/>
+                <a:tint val="81000"/>
+              </a:schemeClr>
+            </a:gs>
+          </a:gsLst>
+          <a:lin ang="5400000" scaled="0"/>
+        </a:gradFill>
+        <a:gradFill rotWithShape="1">
+          <a:gsLst>
+            <a:gs pos="0">
+              <a:schemeClr val="phClr">
+                <a:satMod val="103000"/>
+                <a:lumMod val="102000"/>
+                <a:tint val="94000"/>
+              </a:schemeClr>
+            </a:gs>
+            <a:gs pos="50000">
+              <a:schemeClr val="phClr">
+                <a:satMod val="110000"/>
+                <a:lumMod val="100000"/>
+                <a:shade val="100000"/>
+              </a:schemeClr>
+            </a:gs>
+            <a:gs pos="100000">
+              <a:schemeClr val="phClr">
+                <a:lumMod val="99000"/>
+                <a:satMod val="120000"/>
+                <a:shade val="78000"/>
+              </a:schemeClr>
+            </a:gs>
+          </a:gsLst>
+          <a:lin ang="5400000" scaled="0"/>
+        </a:gradFill>
+      </a:fillStyleLst>
+      <a:lnStyleLst>
+        <a:ln w="12700" cap="flat" cmpd="sng" algn="ctr">
+          <a:solidFill>
+            <a:schemeClr val="phClr"/>
+          </a:solidFill>
+          <a:prstDash val="solid"/>
+          <a:miter lim="800000"/>
+        </a:ln>
+        <a:ln w="19050" cap="flat" cmpd="sng" algn="ctr">
+          <a:solidFill>
+            <a:schemeClr val="phClr"/>
+          </a:solidFill>
+          <a:prstDash val="solid"/>
+          <a:miter lim="800000"/>
+        </a:ln>
+        <a:ln w="25400" cap="flat" cmpd="sng" algn="ctr">
+          <a:solidFill>
+            <a:schemeClr val="phClr"/>
+          </a:solidFill>
+          <a:prstDash val="solid"/>
+          <a:miter lim="800000"/>
+        </a:ln>
+      </a:lnStyleLst>
+      <a:effectStyleLst>
+        <a:effectStyle>
+          <a:effectLst/>
+        </a:effectStyle>
+        <a:effectStyle>
+          <a:effectLst/>
+        </a:effectStyle>
+        <a:effectStyle>
+          <a:effectLst>
+            <a:outerShdw blurRad="57150" dist="19050" dir="5400000" algn="ctr" rotWithShape="0">
+              <a:srgbClr val="000000">
+                <a:alpha val="63000"/>
+              </a:srgbClr>
+            </a:outerShdw>
+          </a:effectLst>
+        </a:effectStyle>
+      </a:effectStyleLst>
+      <a:bgFillStyleLst>
+        <a:solidFill>
+          <a:schemeClr val="phClr"/>
+        </a:solidFill>
+        <a:solidFill>
+          <a:schemeClr val="phClr">
+            <a:tint val="95000"/>
+            <a:satMod val="170000"/>
+          </a:schemeClr>
+        </a:solidFill>
+        <a:gradFill rotWithShape="1">
+          <a:gsLst>
+            <a:gs pos="0">
+              <a:schemeClr val="phClr">
+                <a:tint val="93000"/>
+                <a:satMod val="150000"/>
+                <a:shade val="98000"/>
+                <a:lumMod val="102000"/>
+              </a:schemeClr>
+            </a:gs>
+            <a:gs pos="50000">
+              <a:schemeClr val="phClr">
+                <a:tint val="98000"/>
+                <a:satMod val="130000"/>
+                <a:shade val="90000"/>
+                <a:lumMod val="103000"/>
+              </a:schemeClr>
+            </a:gs>
+            <a:gs pos="100000">
+              <a:schemeClr val="phClr">
+                <a:shade val="63000"/>
+                <a:satMod val="120000"/>
+              </a:schemeClr>
+            </a:gs>
+          </a:gsLst>
+          <a:lin ang="5400000" scaled="0"/>
+        </a:gradFill>
+      </a:bgFillStyleLst>
+    </a:fmtScheme>
+  </a:themeElements>
+  <a:objectDefaults>
+    <a:lnDef>
+      <a:spPr/>
+      <a:bodyPr/>
+      <a:lstStyle/>
+      <a:style>
+        <a:lnRef idx="2">
+          <a:schemeClr val="accent1"/>
+        </a:lnRef>
+        <a:fillRef idx="0">
+          <a:schemeClr val="accent1"/>
+        </a:fillRef>
+        <a:effectRef idx="1">
+          <a:schemeClr val="accent1"/>
+        </a:effectRef>
+        <a:fontRef idx="minor">
+          <a:schemeClr val="tx1"/>
+        </a:fontRef>
+      </a:style>
+    </a:lnDef>
+  </a:objectDefaults>
+  <a:extraClrSchemeLst/>
+  <a:extLst>
+    <a:ext uri="{05A4C25C-085E-4340-85A3-A5531E510DB2}">
+      <thm15:themeFamily xmlns:thm15="http://schemas.microsoft.com/office/thememl/2012/main" name="Office Theme" id="{2E142A2C-CD16-42D6-873A-C26D2A0506FA}" vid="{1BDDFF52-6CD6-40A5-AB3C-68EB2F1E4D0A}"/>
+    </a:ext>
+  </a:extLst>
+</a:theme>
 </file>